--- a/docs/SCI_SE_Nhom07_01.ProjectProposal.docx
+++ b/docs/SCI_SE_Nhom07_01.ProjectProposal.docx
@@ -39,6 +39,7 @@
       </w:tblGrid>
       <w:tr>
         <w:trPr>
+          <w:trHeight w:val="729"/>
           <w:jc w:val="center"/>
         </w:trPr>
         <w:tc>
@@ -153,6 +154,7 @@
       </w:tr>
       <w:tr>
         <w:trPr>
+          <w:trHeight w:val="780"/>
           <w:jc w:val="center"/>
         </w:trPr>
         <w:tc>
@@ -202,47 +204,7 @@
                 <w:sz w:val="26"/>
                 <w:szCs w:val="26"/>
               </w:rPr>
-              <w:t>1</w:t>
-            </w:r>
-            <w:r>
-              <w:rPr>
-                <w:rFonts w:ascii="Times New Roman" w:hAnsi="Times New Roman" w:cs="Times New Roman"/>
-                <w:sz w:val="26"/>
-                <w:szCs w:val="26"/>
-              </w:rPr>
-              <w:t>2</w:t>
-            </w:r>
-            <w:r>
-              <w:rPr>
-                <w:rFonts w:ascii="Times New Roman" w:hAnsi="Times New Roman" w:cs="Times New Roman"/>
-                <w:sz w:val="26"/>
-                <w:szCs w:val="26"/>
-              </w:rPr>
-              <w:t>/</w:t>
-            </w:r>
-            <w:r>
-              <w:rPr>
-                <w:rFonts w:ascii="Times New Roman" w:hAnsi="Times New Roman" w:cs="Times New Roman"/>
-                <w:sz w:val="26"/>
-                <w:szCs w:val="26"/>
-              </w:rPr>
-              <w:t>03</w:t>
-            </w:r>
-            <w:r>
-              <w:rPr>
-                <w:rFonts w:ascii="Times New Roman" w:hAnsi="Times New Roman" w:cs="Times New Roman"/>
-                <w:sz w:val="26"/>
-                <w:szCs w:val="26"/>
-              </w:rPr>
-              <w:t>/202</w:t>
-            </w:r>
-            <w:r>
-              <w:rPr>
-                <w:rFonts w:ascii="Times New Roman" w:hAnsi="Times New Roman" w:cs="Times New Roman"/>
-                <w:sz w:val="26"/>
-                <w:szCs w:val="26"/>
-              </w:rPr>
-              <w:t>6</w:t>
+              <w:t>12/03/2026</w:t>
             </w:r>
           </w:p>
         </w:tc>
@@ -293,45 +255,14 @@
                 <w:sz w:val="26"/>
                 <w:szCs w:val="26"/>
               </w:rPr>
-              <w:t>15</w:t>
-            </w:r>
-            <w:r>
-              <w:rPr>
-                <w:rFonts w:ascii="Times New Roman" w:hAnsi="Times New Roman" w:cs="Times New Roman"/>
-                <w:sz w:val="26"/>
-                <w:szCs w:val="26"/>
-              </w:rPr>
-              <w:t>/</w:t>
-            </w:r>
-            <w:r>
-              <w:rPr>
-                <w:rFonts w:ascii="Times New Roman" w:hAnsi="Times New Roman" w:cs="Times New Roman"/>
-                <w:sz w:val="26"/>
-                <w:szCs w:val="26"/>
-              </w:rPr>
-              <w:t>05</w:t>
-            </w:r>
-            <w:r>
-              <w:rPr>
-                <w:rFonts w:ascii="Times New Roman" w:hAnsi="Times New Roman" w:cs="Times New Roman"/>
-                <w:sz w:val="26"/>
-                <w:szCs w:val="26"/>
-              </w:rPr>
-              <w:t>/202</w:t>
-            </w:r>
-            <w:r>
-              <w:rPr>
-                <w:rFonts w:ascii="Times New Roman" w:hAnsi="Times New Roman" w:cs="Times New Roman"/>
-                <w:sz w:val="26"/>
-                <w:szCs w:val="26"/>
-              </w:rPr>
-              <w:t>6</w:t>
+              <w:t>15/05/2026</w:t>
             </w:r>
           </w:p>
         </w:tc>
       </w:tr>
       <w:tr>
         <w:trPr>
+          <w:trHeight w:val="706"/>
           <w:jc w:val="center"/>
         </w:trPr>
         <w:tc>
@@ -398,23 +329,7 @@
                 <w:sz w:val="26"/>
                 <w:szCs w:val="26"/>
               </w:rPr>
-              <w:t xml:space="preserve">hông tin – </w:t>
-            </w:r>
-            <w:r>
-              <w:rPr>
-                <w:rFonts w:ascii="Times New Roman" w:hAnsi="Times New Roman" w:cs="Times New Roman"/>
-                <w:sz w:val="26"/>
-                <w:szCs w:val="26"/>
-              </w:rPr>
-              <w:t>Đ</w:t>
-            </w:r>
-            <w:r>
-              <w:rPr>
-                <w:rFonts w:ascii="Times New Roman" w:hAnsi="Times New Roman" w:cs="Times New Roman"/>
-                <w:sz w:val="26"/>
-                <w:szCs w:val="26"/>
-              </w:rPr>
-              <w:t>ại học Duy Tân</w:t>
+              <w:t>hông tin – Đại học Duy Tân</w:t>
             </w:r>
           </w:p>
         </w:tc>
@@ -472,15 +387,7 @@
                 <w:sz w:val="26"/>
                 <w:szCs w:val="26"/>
               </w:rPr>
-              <w:t>ThS.</w:t>
-            </w:r>
-            <w:r>
-              <w:rPr>
-                <w:rFonts w:ascii="Times New Roman" w:hAnsi="Times New Roman" w:cs="Times New Roman"/>
-                <w:sz w:val="26"/>
-                <w:szCs w:val="26"/>
-              </w:rPr>
-              <w:t xml:space="preserve"> Mai Thị An Ninh</w:t>
+              <w:t>ThS. Mai Thị An Ninh</w:t>
             </w:r>
           </w:p>
           <w:p>
@@ -527,22 +434,14 @@
                 <w:sz w:val="26"/>
                 <w:szCs w:val="26"/>
               </w:rPr>
-              <w:t xml:space="preserve">Phone: </w:t>
-            </w:r>
-            <w:r>
-              <w:rPr>
-                <w:rFonts w:ascii="Times New Roman" w:hAnsi="Times New Roman" w:cs="Times New Roman"/>
-                <w:sz w:val="26"/>
-                <w:szCs w:val="26"/>
-              </w:rPr>
-              <w:t>0917979900</w:t>
+              <w:t>Phone: 0917979900</w:t>
             </w:r>
           </w:p>
         </w:tc>
       </w:tr>
       <w:tr>
         <w:trPr>
-          <w:trHeight w:val="1413"/>
+          <w:trHeight w:val="1616"/>
           <w:jc w:val="center"/>
         </w:trPr>
         <w:tc>
@@ -667,6 +566,7 @@
       </w:tr>
       <w:tr>
         <w:trPr>
+          <w:trHeight w:val="1682"/>
           <w:jc w:val="center"/>
         </w:trPr>
         <w:tc>
@@ -692,16 +592,7 @@
                 <w:sz w:val="26"/>
                 <w:szCs w:val="26"/>
               </w:rPr>
-              <w:t>Quản lý dự án</w:t>
-            </w:r>
-            <w:r>
-              <w:rPr>
-                <w:rFonts w:ascii="Times New Roman" w:hAnsi="Times New Roman" w:cs="Times New Roman"/>
-                <w:b/>
-                <w:sz w:val="26"/>
-                <w:szCs w:val="26"/>
-              </w:rPr>
-              <w:t xml:space="preserve"> (Scrum Master)</w:t>
+              <w:t>Quản lý dự án (Scrum Master)</w:t>
             </w:r>
           </w:p>
         </w:tc>
@@ -1061,34 +952,7 @@
                 <w:sz w:val="26"/>
                 <w:szCs w:val="26"/>
               </w:rPr>
-              <w:t>h</w:t>
-            </w:r>
-            <w:r>
-              <w:rPr>
-                <w:rStyle w:val="Hyperlink"/>
-                <w:rFonts w:ascii="Times New Roman" w:hAnsi="Times New Roman" w:cs="Times New Roman"/>
-                <w:sz w:val="26"/>
-                <w:szCs w:val="26"/>
-              </w:rPr>
-              <w:t>ieuducnguyen20</w:t>
-            </w:r>
-            <w:r>
-              <w:rPr>
-                <w:rStyle w:val="Hyperlink"/>
-                <w:rFonts w:ascii="Times New Roman" w:hAnsi="Times New Roman" w:cs="Times New Roman"/>
-                <w:sz w:val="26"/>
-                <w:szCs w:val="26"/>
-              </w:rPr>
-              <w:t>0</w:t>
-            </w:r>
-            <w:r>
-              <w:rPr>
-                <w:rStyle w:val="Hyperlink"/>
-                <w:rFonts w:ascii="Times New Roman" w:hAnsi="Times New Roman" w:cs="Times New Roman"/>
-                <w:sz w:val="26"/>
-                <w:szCs w:val="26"/>
-              </w:rPr>
-              <w:t>4@gmail.com</w:t>
+              <w:t>hieuducnguyen2004@gmail.com</w:t>
             </w:r>
           </w:p>
         </w:tc>
@@ -1120,6 +984,7 @@
       </w:tr>
       <w:tr>
         <w:trPr>
+          <w:trHeight w:val="1315"/>
           <w:jc w:val="center"/>
         </w:trPr>
         <w:tc>
@@ -3301,12 +3166,12 @@
         <w:br w:type="page"/>
       </w:r>
     </w:p>
-    <w:bookmarkStart w:id="0" w:name="_GoBack" w:displacedByCustomXml="next"/>
-    <w:bookmarkStart w:id="1" w:name="_Toc225895987" w:displacedByCustomXml="next"/>
+    <w:bookmarkStart w:id="0" w:name="_Toc229519652" w:displacedByCustomXml="next"/>
     <w:sdt>
       <w:sdtPr>
         <w:rPr>
           <w:rFonts w:ascii="Times New Roman" w:eastAsiaTheme="minorHAnsi" w:hAnsi="Times New Roman" w:cs="Times New Roman"/>
+          <w:b/>
           <w:color w:val="auto"/>
           <w:sz w:val="28"/>
           <w:szCs w:val="28"/>
@@ -3319,7 +3184,6 @@
       </w:sdtPr>
       <w:sdtEndPr>
         <w:rPr>
-          <w:b/>
           <w:bCs/>
           <w:noProof/>
           <w:sz w:val="24"/>
@@ -3349,14 +3213,14 @@
             </w:rPr>
             <w:t>MỤC LỤC</w:t>
           </w:r>
-          <w:bookmarkEnd w:id="1"/>
+          <w:bookmarkEnd w:id="0"/>
         </w:p>
-        <w:bookmarkEnd w:id="0"/>
         <w:p>
           <w:pPr>
             <w:pStyle w:val="TOC1"/>
             <w:rPr>
               <w:rFonts w:ascii="Times New Roman" w:eastAsiaTheme="minorEastAsia" w:hAnsi="Times New Roman" w:cs="Times New Roman"/>
+              <w:b/>
               <w:noProof/>
               <w:sz w:val="24"/>
               <w:szCs w:val="24"/>
@@ -3365,6 +3229,7 @@
           <w:r>
             <w:rPr>
               <w:rFonts w:ascii="Times New Roman" w:hAnsi="Times New Roman" w:cs="Times New Roman"/>
+              <w:b/>
               <w:sz w:val="24"/>
               <w:szCs w:val="24"/>
             </w:rPr>
@@ -3373,6 +3238,7 @@
           <w:r>
             <w:rPr>
               <w:rFonts w:ascii="Times New Roman" w:hAnsi="Times New Roman" w:cs="Times New Roman"/>
+              <w:b/>
               <w:sz w:val="24"/>
               <w:szCs w:val="24"/>
             </w:rPr>
@@ -3381,12 +3247,13 @@
           <w:r>
             <w:rPr>
               <w:rFonts w:ascii="Times New Roman" w:hAnsi="Times New Roman" w:cs="Times New Roman"/>
+              <w:b/>
               <w:sz w:val="24"/>
               <w:szCs w:val="24"/>
             </w:rPr>
             <w:fldChar w:fldCharType="separate"/>
           </w:r>
-          <w:hyperlink w:anchor="_Toc225895987" w:history="1">
+          <w:hyperlink w:anchor="_Toc229519652" w:history="1">
             <w:r>
               <w:rPr>
                 <w:rStyle w:val="Hyperlink"/>
@@ -3401,6 +3268,7 @@
             <w:r>
               <w:rPr>
                 <w:rFonts w:ascii="Times New Roman" w:hAnsi="Times New Roman" w:cs="Times New Roman"/>
+                <w:b/>
                 <w:noProof/>
                 <w:webHidden/>
                 <w:sz w:val="24"/>
@@ -3411,6 +3279,7 @@
             <w:r>
               <w:rPr>
                 <w:rFonts w:ascii="Times New Roman" w:hAnsi="Times New Roman" w:cs="Times New Roman"/>
+                <w:b/>
                 <w:noProof/>
                 <w:webHidden/>
                 <w:sz w:val="24"/>
@@ -3421,16 +3290,18 @@
             <w:r>
               <w:rPr>
                 <w:rFonts w:ascii="Times New Roman" w:hAnsi="Times New Roman" w:cs="Times New Roman"/>
+                <w:b/>
                 <w:noProof/>
                 <w:webHidden/>
                 <w:sz w:val="24"/>
                 <w:szCs w:val="24"/>
               </w:rPr>
-              <w:instrText xml:space="preserve"> PAGEREF _Toc225895987 \h </w:instrText>
-            </w:r>
-            <w:r>
-              <w:rPr>
-                <w:rFonts w:ascii="Times New Roman" w:hAnsi="Times New Roman" w:cs="Times New Roman"/>
+              <w:instrText xml:space="preserve"> PAGEREF _Toc229519652 \h </w:instrText>
+            </w:r>
+            <w:r>
+              <w:rPr>
+                <w:rFonts w:ascii="Times New Roman" w:hAnsi="Times New Roman" w:cs="Times New Roman"/>
+                <w:b/>
                 <w:noProof/>
                 <w:webHidden/>
                 <w:sz w:val="24"/>
@@ -3440,6 +3311,7 @@
             <w:r>
               <w:rPr>
                 <w:rFonts w:ascii="Times New Roman" w:hAnsi="Times New Roman" w:cs="Times New Roman"/>
+                <w:b/>
                 <w:noProof/>
                 <w:webHidden/>
                 <w:sz w:val="24"/>
@@ -3450,6 +3322,7 @@
             <w:r>
               <w:rPr>
                 <w:rFonts w:ascii="Times New Roman" w:hAnsi="Times New Roman" w:cs="Times New Roman"/>
+                <w:b/>
                 <w:noProof/>
                 <w:webHidden/>
                 <w:sz w:val="24"/>
@@ -3460,6 +3333,7 @@
             <w:r>
               <w:rPr>
                 <w:rFonts w:ascii="Times New Roman" w:hAnsi="Times New Roman" w:cs="Times New Roman"/>
+                <w:b/>
                 <w:noProof/>
                 <w:webHidden/>
                 <w:sz w:val="24"/>
@@ -3477,12 +3351,13 @@
             </w:tabs>
             <w:rPr>
               <w:rFonts w:ascii="Times New Roman" w:eastAsiaTheme="minorEastAsia" w:hAnsi="Times New Roman" w:cs="Times New Roman"/>
+              <w:b/>
               <w:noProof/>
               <w:sz w:val="24"/>
               <w:szCs w:val="24"/>
             </w:rPr>
           </w:pPr>
-          <w:hyperlink w:anchor="_Toc225895988" w:history="1">
+          <w:hyperlink w:anchor="_Toc229519653" w:history="1">
             <w:r>
               <w:rPr>
                 <w:rStyle w:val="Hyperlink"/>
@@ -3497,6 +3372,7 @@
             <w:r>
               <w:rPr>
                 <w:rFonts w:ascii="Times New Roman" w:eastAsiaTheme="minorEastAsia" w:hAnsi="Times New Roman" w:cs="Times New Roman"/>
+                <w:b/>
                 <w:noProof/>
                 <w:sz w:val="24"/>
                 <w:szCs w:val="24"/>
@@ -3517,6 +3393,7 @@
             <w:r>
               <w:rPr>
                 <w:rFonts w:ascii="Times New Roman" w:hAnsi="Times New Roman" w:cs="Times New Roman"/>
+                <w:b/>
                 <w:noProof/>
                 <w:webHidden/>
                 <w:sz w:val="24"/>
@@ -3527,6 +3404,7 @@
             <w:r>
               <w:rPr>
                 <w:rFonts w:ascii="Times New Roman" w:hAnsi="Times New Roman" w:cs="Times New Roman"/>
+                <w:b/>
                 <w:noProof/>
                 <w:webHidden/>
                 <w:sz w:val="24"/>
@@ -3537,16 +3415,18 @@
             <w:r>
               <w:rPr>
                 <w:rFonts w:ascii="Times New Roman" w:hAnsi="Times New Roman" w:cs="Times New Roman"/>
+                <w:b/>
                 <w:noProof/>
                 <w:webHidden/>
                 <w:sz w:val="24"/>
                 <w:szCs w:val="24"/>
               </w:rPr>
-              <w:instrText xml:space="preserve"> PAGEREF _Toc225895988 \h </w:instrText>
-            </w:r>
-            <w:r>
-              <w:rPr>
-                <w:rFonts w:ascii="Times New Roman" w:hAnsi="Times New Roman" w:cs="Times New Roman"/>
+              <w:instrText xml:space="preserve"> PAGEREF _Toc229519653 \h </w:instrText>
+            </w:r>
+            <w:r>
+              <w:rPr>
+                <w:rFonts w:ascii="Times New Roman" w:hAnsi="Times New Roman" w:cs="Times New Roman"/>
+                <w:b/>
                 <w:noProof/>
                 <w:webHidden/>
                 <w:sz w:val="24"/>
@@ -3556,6 +3436,7 @@
             <w:r>
               <w:rPr>
                 <w:rFonts w:ascii="Times New Roman" w:hAnsi="Times New Roman" w:cs="Times New Roman"/>
+                <w:b/>
                 <w:noProof/>
                 <w:webHidden/>
                 <w:sz w:val="24"/>
@@ -3566,6 +3447,7 @@
             <w:r>
               <w:rPr>
                 <w:rFonts w:ascii="Times New Roman" w:hAnsi="Times New Roman" w:cs="Times New Roman"/>
+                <w:b/>
                 <w:noProof/>
                 <w:webHidden/>
                 <w:sz w:val="24"/>
@@ -3576,6 +3458,7 @@
             <w:r>
               <w:rPr>
                 <w:rFonts w:ascii="Times New Roman" w:hAnsi="Times New Roman" w:cs="Times New Roman"/>
+                <w:b/>
                 <w:noProof/>
                 <w:webHidden/>
                 <w:sz w:val="24"/>
@@ -3590,12 +3473,13 @@
             <w:pStyle w:val="TOC2"/>
             <w:rPr>
               <w:rFonts w:ascii="Times New Roman" w:eastAsiaTheme="minorEastAsia" w:hAnsi="Times New Roman" w:cs="Times New Roman"/>
+              <w:b/>
               <w:noProof/>
               <w:sz w:val="24"/>
               <w:szCs w:val="24"/>
             </w:rPr>
           </w:pPr>
-          <w:hyperlink w:anchor="_Toc225895989" w:history="1">
+          <w:hyperlink w:anchor="_Toc229519654" w:history="1">
             <w:r>
               <w:rPr>
                 <w:rStyle w:val="Hyperlink"/>
@@ -3610,6 +3494,7 @@
             <w:r>
               <w:rPr>
                 <w:rFonts w:ascii="Times New Roman" w:eastAsiaTheme="minorEastAsia" w:hAnsi="Times New Roman" w:cs="Times New Roman"/>
+                <w:b/>
                 <w:noProof/>
                 <w:sz w:val="24"/>
                 <w:szCs w:val="24"/>
@@ -3630,6 +3515,7 @@
             <w:r>
               <w:rPr>
                 <w:rFonts w:ascii="Times New Roman" w:hAnsi="Times New Roman" w:cs="Times New Roman"/>
+                <w:b/>
                 <w:noProof/>
                 <w:webHidden/>
                 <w:sz w:val="24"/>
@@ -3640,6 +3526,7 @@
             <w:r>
               <w:rPr>
                 <w:rFonts w:ascii="Times New Roman" w:hAnsi="Times New Roman" w:cs="Times New Roman"/>
+                <w:b/>
                 <w:noProof/>
                 <w:webHidden/>
                 <w:sz w:val="24"/>
@@ -3650,16 +3537,18 @@
             <w:r>
               <w:rPr>
                 <w:rFonts w:ascii="Times New Roman" w:hAnsi="Times New Roman" w:cs="Times New Roman"/>
+                <w:b/>
                 <w:noProof/>
                 <w:webHidden/>
                 <w:sz w:val="24"/>
                 <w:szCs w:val="24"/>
               </w:rPr>
-              <w:instrText xml:space="preserve"> PAGEREF _Toc225895989 \h </w:instrText>
-            </w:r>
-            <w:r>
-              <w:rPr>
-                <w:rFonts w:ascii="Times New Roman" w:hAnsi="Times New Roman" w:cs="Times New Roman"/>
+              <w:instrText xml:space="preserve"> PAGEREF _Toc229519654 \h </w:instrText>
+            </w:r>
+            <w:r>
+              <w:rPr>
+                <w:rFonts w:ascii="Times New Roman" w:hAnsi="Times New Roman" w:cs="Times New Roman"/>
+                <w:b/>
                 <w:noProof/>
                 <w:webHidden/>
                 <w:sz w:val="24"/>
@@ -3669,6 +3558,7 @@
             <w:r>
               <w:rPr>
                 <w:rFonts w:ascii="Times New Roman" w:hAnsi="Times New Roman" w:cs="Times New Roman"/>
+                <w:b/>
                 <w:noProof/>
                 <w:webHidden/>
                 <w:sz w:val="24"/>
@@ -3679,6 +3569,7 @@
             <w:r>
               <w:rPr>
                 <w:rFonts w:ascii="Times New Roman" w:hAnsi="Times New Roman" w:cs="Times New Roman"/>
+                <w:b/>
                 <w:noProof/>
                 <w:webHidden/>
                 <w:sz w:val="24"/>
@@ -3689,6 +3580,7 @@
             <w:r>
               <w:rPr>
                 <w:rFonts w:ascii="Times New Roman" w:hAnsi="Times New Roman" w:cs="Times New Roman"/>
+                <w:b/>
                 <w:noProof/>
                 <w:webHidden/>
                 <w:sz w:val="24"/>
@@ -3703,12 +3595,13 @@
             <w:pStyle w:val="TOC2"/>
             <w:rPr>
               <w:rFonts w:ascii="Times New Roman" w:eastAsiaTheme="minorEastAsia" w:hAnsi="Times New Roman" w:cs="Times New Roman"/>
+              <w:b/>
               <w:noProof/>
               <w:sz w:val="24"/>
               <w:szCs w:val="24"/>
             </w:rPr>
           </w:pPr>
-          <w:hyperlink w:anchor="_Toc225895990" w:history="1">
+          <w:hyperlink w:anchor="_Toc229519655" w:history="1">
             <w:r>
               <w:rPr>
                 <w:rStyle w:val="Hyperlink"/>
@@ -3723,6 +3616,7 @@
             <w:r>
               <w:rPr>
                 <w:rFonts w:ascii="Times New Roman" w:eastAsiaTheme="minorEastAsia" w:hAnsi="Times New Roman" w:cs="Times New Roman"/>
+                <w:b/>
                 <w:noProof/>
                 <w:sz w:val="24"/>
                 <w:szCs w:val="24"/>
@@ -3743,6 +3637,7 @@
             <w:r>
               <w:rPr>
                 <w:rFonts w:ascii="Times New Roman" w:hAnsi="Times New Roman" w:cs="Times New Roman"/>
+                <w:b/>
                 <w:noProof/>
                 <w:webHidden/>
                 <w:sz w:val="24"/>
@@ -3753,6 +3648,7 @@
             <w:r>
               <w:rPr>
                 <w:rFonts w:ascii="Times New Roman" w:hAnsi="Times New Roman" w:cs="Times New Roman"/>
+                <w:b/>
                 <w:noProof/>
                 <w:webHidden/>
                 <w:sz w:val="24"/>
@@ -3763,16 +3659,18 @@
             <w:r>
               <w:rPr>
                 <w:rFonts w:ascii="Times New Roman" w:hAnsi="Times New Roman" w:cs="Times New Roman"/>
+                <w:b/>
                 <w:noProof/>
                 <w:webHidden/>
                 <w:sz w:val="24"/>
                 <w:szCs w:val="24"/>
               </w:rPr>
-              <w:instrText xml:space="preserve"> PAGEREF _Toc225895990 \h </w:instrText>
-            </w:r>
-            <w:r>
-              <w:rPr>
-                <w:rFonts w:ascii="Times New Roman" w:hAnsi="Times New Roman" w:cs="Times New Roman"/>
+              <w:instrText xml:space="preserve"> PAGEREF _Toc229519655 \h </w:instrText>
+            </w:r>
+            <w:r>
+              <w:rPr>
+                <w:rFonts w:ascii="Times New Roman" w:hAnsi="Times New Roman" w:cs="Times New Roman"/>
+                <w:b/>
                 <w:noProof/>
                 <w:webHidden/>
                 <w:sz w:val="24"/>
@@ -3782,6 +3680,7 @@
             <w:r>
               <w:rPr>
                 <w:rFonts w:ascii="Times New Roman" w:hAnsi="Times New Roman" w:cs="Times New Roman"/>
+                <w:b/>
                 <w:noProof/>
                 <w:webHidden/>
                 <w:sz w:val="24"/>
@@ -3792,6 +3691,7 @@
             <w:r>
               <w:rPr>
                 <w:rFonts w:ascii="Times New Roman" w:hAnsi="Times New Roman" w:cs="Times New Roman"/>
+                <w:b/>
                 <w:noProof/>
                 <w:webHidden/>
                 <w:sz w:val="24"/>
@@ -3802,6 +3702,7 @@
             <w:r>
               <w:rPr>
                 <w:rFonts w:ascii="Times New Roman" w:hAnsi="Times New Roman" w:cs="Times New Roman"/>
+                <w:b/>
                 <w:noProof/>
                 <w:webHidden/>
                 <w:sz w:val="24"/>
@@ -3816,12 +3717,13 @@
             <w:pStyle w:val="TOC2"/>
             <w:rPr>
               <w:rFonts w:ascii="Times New Roman" w:eastAsiaTheme="minorEastAsia" w:hAnsi="Times New Roman" w:cs="Times New Roman"/>
+              <w:b/>
               <w:noProof/>
               <w:sz w:val="24"/>
               <w:szCs w:val="24"/>
             </w:rPr>
           </w:pPr>
-          <w:hyperlink w:anchor="_Toc225895991" w:history="1">
+          <w:hyperlink w:anchor="_Toc229519656" w:history="1">
             <w:r>
               <w:rPr>
                 <w:rStyle w:val="Hyperlink"/>
@@ -3836,6 +3738,7 @@
             <w:r>
               <w:rPr>
                 <w:rFonts w:ascii="Times New Roman" w:eastAsiaTheme="minorEastAsia" w:hAnsi="Times New Roman" w:cs="Times New Roman"/>
+                <w:b/>
                 <w:noProof/>
                 <w:sz w:val="24"/>
                 <w:szCs w:val="24"/>
@@ -3851,11 +3754,25 @@
                 <w:sz w:val="24"/>
                 <w:szCs w:val="24"/>
               </w:rPr>
-              <w:t>Tham khảo</w:t>
-            </w:r>
-            <w:r>
-              <w:rPr>
-                <w:rFonts w:ascii="Times New Roman" w:hAnsi="Times New Roman" w:cs="Times New Roman"/>
+              <w:t>Tham khả</w:t>
+            </w:r>
+            <w:bookmarkStart w:id="1" w:name="_GoBack"/>
+            <w:bookmarkEnd w:id="1"/>
+            <w:r>
+              <w:rPr>
+                <w:rStyle w:val="Hyperlink"/>
+                <w:rFonts w:ascii="Times New Roman" w:hAnsi="Times New Roman" w:cs="Times New Roman"/>
+                <w:b/>
+                <w:noProof/>
+                <w:sz w:val="24"/>
+                <w:szCs w:val="24"/>
+              </w:rPr>
+              <w:t>o</w:t>
+            </w:r>
+            <w:r>
+              <w:rPr>
+                <w:rFonts w:ascii="Times New Roman" w:hAnsi="Times New Roman" w:cs="Times New Roman"/>
+                <w:b/>
                 <w:noProof/>
                 <w:webHidden/>
                 <w:sz w:val="24"/>
@@ -3866,6 +3783,7 @@
             <w:r>
               <w:rPr>
                 <w:rFonts w:ascii="Times New Roman" w:hAnsi="Times New Roman" w:cs="Times New Roman"/>
+                <w:b/>
                 <w:noProof/>
                 <w:webHidden/>
                 <w:sz w:val="24"/>
@@ -3876,16 +3794,18 @@
             <w:r>
               <w:rPr>
                 <w:rFonts w:ascii="Times New Roman" w:hAnsi="Times New Roman" w:cs="Times New Roman"/>
+                <w:b/>
                 <w:noProof/>
                 <w:webHidden/>
                 <w:sz w:val="24"/>
                 <w:szCs w:val="24"/>
               </w:rPr>
-              <w:instrText xml:space="preserve"> PAGEREF _Toc225895991 \h </w:instrText>
-            </w:r>
-            <w:r>
-              <w:rPr>
-                <w:rFonts w:ascii="Times New Roman" w:hAnsi="Times New Roman" w:cs="Times New Roman"/>
+              <w:instrText xml:space="preserve"> PAGEREF _Toc229519656 \h </w:instrText>
+            </w:r>
+            <w:r>
+              <w:rPr>
+                <w:rFonts w:ascii="Times New Roman" w:hAnsi="Times New Roman" w:cs="Times New Roman"/>
+                <w:b/>
                 <w:noProof/>
                 <w:webHidden/>
                 <w:sz w:val="24"/>
@@ -3895,6 +3815,7 @@
             <w:r>
               <w:rPr>
                 <w:rFonts w:ascii="Times New Roman" w:hAnsi="Times New Roman" w:cs="Times New Roman"/>
+                <w:b/>
                 <w:noProof/>
                 <w:webHidden/>
                 <w:sz w:val="24"/>
@@ -3905,6 +3826,7 @@
             <w:r>
               <w:rPr>
                 <w:rFonts w:ascii="Times New Roman" w:hAnsi="Times New Roman" w:cs="Times New Roman"/>
+                <w:b/>
                 <w:noProof/>
                 <w:webHidden/>
                 <w:sz w:val="24"/>
@@ -3915,6 +3837,7 @@
             <w:r>
               <w:rPr>
                 <w:rFonts w:ascii="Times New Roman" w:hAnsi="Times New Roman" w:cs="Times New Roman"/>
+                <w:b/>
                 <w:noProof/>
                 <w:webHidden/>
                 <w:sz w:val="24"/>
@@ -3932,12 +3855,13 @@
             </w:tabs>
             <w:rPr>
               <w:rFonts w:ascii="Times New Roman" w:eastAsiaTheme="minorEastAsia" w:hAnsi="Times New Roman" w:cs="Times New Roman"/>
+              <w:b/>
               <w:noProof/>
               <w:sz w:val="24"/>
               <w:szCs w:val="24"/>
             </w:rPr>
           </w:pPr>
-          <w:hyperlink w:anchor="_Toc225895992" w:history="1">
+          <w:hyperlink w:anchor="_Toc229519657" w:history="1">
             <w:r>
               <w:rPr>
                 <w:rStyle w:val="Hyperlink"/>
@@ -3952,6 +3876,7 @@
             <w:r>
               <w:rPr>
                 <w:rFonts w:ascii="Times New Roman" w:eastAsiaTheme="minorEastAsia" w:hAnsi="Times New Roman" w:cs="Times New Roman"/>
+                <w:b/>
                 <w:noProof/>
                 <w:sz w:val="24"/>
                 <w:szCs w:val="24"/>
@@ -3972,6 +3897,7 @@
             <w:r>
               <w:rPr>
                 <w:rFonts w:ascii="Times New Roman" w:hAnsi="Times New Roman" w:cs="Times New Roman"/>
+                <w:b/>
                 <w:noProof/>
                 <w:webHidden/>
                 <w:sz w:val="24"/>
@@ -3982,6 +3908,7 @@
             <w:r>
               <w:rPr>
                 <w:rFonts w:ascii="Times New Roman" w:hAnsi="Times New Roman" w:cs="Times New Roman"/>
+                <w:b/>
                 <w:noProof/>
                 <w:webHidden/>
                 <w:sz w:val="24"/>
@@ -3992,16 +3919,18 @@
             <w:r>
               <w:rPr>
                 <w:rFonts w:ascii="Times New Roman" w:hAnsi="Times New Roman" w:cs="Times New Roman"/>
+                <w:b/>
                 <w:noProof/>
                 <w:webHidden/>
                 <w:sz w:val="24"/>
                 <w:szCs w:val="24"/>
               </w:rPr>
-              <w:instrText xml:space="preserve"> PAGEREF _Toc225895992 \h </w:instrText>
-            </w:r>
-            <w:r>
-              <w:rPr>
-                <w:rFonts w:ascii="Times New Roman" w:hAnsi="Times New Roman" w:cs="Times New Roman"/>
+              <w:instrText xml:space="preserve"> PAGEREF _Toc229519657 \h </w:instrText>
+            </w:r>
+            <w:r>
+              <w:rPr>
+                <w:rFonts w:ascii="Times New Roman" w:hAnsi="Times New Roman" w:cs="Times New Roman"/>
+                <w:b/>
                 <w:noProof/>
                 <w:webHidden/>
                 <w:sz w:val="24"/>
@@ -4011,6 +3940,7 @@
             <w:r>
               <w:rPr>
                 <w:rFonts w:ascii="Times New Roman" w:hAnsi="Times New Roman" w:cs="Times New Roman"/>
+                <w:b/>
                 <w:noProof/>
                 <w:webHidden/>
                 <w:sz w:val="24"/>
@@ -4021,6 +3951,7 @@
             <w:r>
               <w:rPr>
                 <w:rFonts w:ascii="Times New Roman" w:hAnsi="Times New Roman" w:cs="Times New Roman"/>
+                <w:b/>
                 <w:noProof/>
                 <w:webHidden/>
                 <w:sz w:val="24"/>
@@ -4031,6 +3962,7 @@
             <w:r>
               <w:rPr>
                 <w:rFonts w:ascii="Times New Roman" w:hAnsi="Times New Roman" w:cs="Times New Roman"/>
+                <w:b/>
                 <w:noProof/>
                 <w:webHidden/>
                 <w:sz w:val="24"/>
@@ -4045,12 +3977,13 @@
             <w:pStyle w:val="TOC2"/>
             <w:rPr>
               <w:rFonts w:ascii="Times New Roman" w:eastAsiaTheme="minorEastAsia" w:hAnsi="Times New Roman" w:cs="Times New Roman"/>
+              <w:b/>
               <w:noProof/>
               <w:sz w:val="24"/>
               <w:szCs w:val="24"/>
             </w:rPr>
           </w:pPr>
-          <w:hyperlink w:anchor="_Toc225895993" w:history="1">
+          <w:hyperlink w:anchor="_Toc229519658" w:history="1">
             <w:r>
               <w:rPr>
                 <w:rStyle w:val="Hyperlink"/>
@@ -4065,6 +3998,7 @@
             <w:r>
               <w:rPr>
                 <w:rFonts w:ascii="Times New Roman" w:eastAsiaTheme="minorEastAsia" w:hAnsi="Times New Roman" w:cs="Times New Roman"/>
+                <w:b/>
                 <w:noProof/>
                 <w:sz w:val="24"/>
                 <w:szCs w:val="24"/>
@@ -4085,6 +4019,7 @@
             <w:r>
               <w:rPr>
                 <w:rFonts w:ascii="Times New Roman" w:hAnsi="Times New Roman" w:cs="Times New Roman"/>
+                <w:b/>
                 <w:noProof/>
                 <w:webHidden/>
                 <w:sz w:val="24"/>
@@ -4095,6 +4030,7 @@
             <w:r>
               <w:rPr>
                 <w:rFonts w:ascii="Times New Roman" w:hAnsi="Times New Roman" w:cs="Times New Roman"/>
+                <w:b/>
                 <w:noProof/>
                 <w:webHidden/>
                 <w:sz w:val="24"/>
@@ -4105,16 +4041,18 @@
             <w:r>
               <w:rPr>
                 <w:rFonts w:ascii="Times New Roman" w:hAnsi="Times New Roman" w:cs="Times New Roman"/>
+                <w:b/>
                 <w:noProof/>
                 <w:webHidden/>
                 <w:sz w:val="24"/>
                 <w:szCs w:val="24"/>
               </w:rPr>
-              <w:instrText xml:space="preserve"> PAGEREF _Toc225895993 \h </w:instrText>
-            </w:r>
-            <w:r>
-              <w:rPr>
-                <w:rFonts w:ascii="Times New Roman" w:hAnsi="Times New Roman" w:cs="Times New Roman"/>
+              <w:instrText xml:space="preserve"> PAGEREF _Toc229519658 \h </w:instrText>
+            </w:r>
+            <w:r>
+              <w:rPr>
+                <w:rFonts w:ascii="Times New Roman" w:hAnsi="Times New Roman" w:cs="Times New Roman"/>
+                <w:b/>
                 <w:noProof/>
                 <w:webHidden/>
                 <w:sz w:val="24"/>
@@ -4124,6 +4062,7 @@
             <w:r>
               <w:rPr>
                 <w:rFonts w:ascii="Times New Roman" w:hAnsi="Times New Roman" w:cs="Times New Roman"/>
+                <w:b/>
                 <w:noProof/>
                 <w:webHidden/>
                 <w:sz w:val="24"/>
@@ -4134,6 +4073,7 @@
             <w:r>
               <w:rPr>
                 <w:rFonts w:ascii="Times New Roman" w:hAnsi="Times New Roman" w:cs="Times New Roman"/>
+                <w:b/>
                 <w:noProof/>
                 <w:webHidden/>
                 <w:sz w:val="24"/>
@@ -4144,6 +4084,7 @@
             <w:r>
               <w:rPr>
                 <w:rFonts w:ascii="Times New Roman" w:hAnsi="Times New Roman" w:cs="Times New Roman"/>
+                <w:b/>
                 <w:noProof/>
                 <w:webHidden/>
                 <w:sz w:val="24"/>
@@ -4158,12 +4099,13 @@
             <w:pStyle w:val="TOC2"/>
             <w:rPr>
               <w:rFonts w:ascii="Times New Roman" w:eastAsiaTheme="minorEastAsia" w:hAnsi="Times New Roman" w:cs="Times New Roman"/>
+              <w:b/>
               <w:noProof/>
               <w:sz w:val="24"/>
               <w:szCs w:val="24"/>
             </w:rPr>
           </w:pPr>
-          <w:hyperlink w:anchor="_Toc225895994" w:history="1">
+          <w:hyperlink w:anchor="_Toc229519659" w:history="1">
             <w:r>
               <w:rPr>
                 <w:rStyle w:val="Hyperlink"/>
@@ -4178,6 +4120,7 @@
             <w:r>
               <w:rPr>
                 <w:rFonts w:ascii="Times New Roman" w:eastAsiaTheme="minorEastAsia" w:hAnsi="Times New Roman" w:cs="Times New Roman"/>
+                <w:b/>
                 <w:noProof/>
                 <w:sz w:val="24"/>
                 <w:szCs w:val="24"/>
@@ -4198,6 +4141,7 @@
             <w:r>
               <w:rPr>
                 <w:rFonts w:ascii="Times New Roman" w:hAnsi="Times New Roman" w:cs="Times New Roman"/>
+                <w:b/>
                 <w:noProof/>
                 <w:webHidden/>
                 <w:sz w:val="24"/>
@@ -4208,6 +4152,7 @@
             <w:r>
               <w:rPr>
                 <w:rFonts w:ascii="Times New Roman" w:hAnsi="Times New Roman" w:cs="Times New Roman"/>
+                <w:b/>
                 <w:noProof/>
                 <w:webHidden/>
                 <w:sz w:val="24"/>
@@ -4218,16 +4163,18 @@
             <w:r>
               <w:rPr>
                 <w:rFonts w:ascii="Times New Roman" w:hAnsi="Times New Roman" w:cs="Times New Roman"/>
+                <w:b/>
                 <w:noProof/>
                 <w:webHidden/>
                 <w:sz w:val="24"/>
                 <w:szCs w:val="24"/>
               </w:rPr>
-              <w:instrText xml:space="preserve"> PAGEREF _Toc225895994 \h </w:instrText>
-            </w:r>
-            <w:r>
-              <w:rPr>
-                <w:rFonts w:ascii="Times New Roman" w:hAnsi="Times New Roman" w:cs="Times New Roman"/>
+              <w:instrText xml:space="preserve"> PAGEREF _Toc229519659 \h </w:instrText>
+            </w:r>
+            <w:r>
+              <w:rPr>
+                <w:rFonts w:ascii="Times New Roman" w:hAnsi="Times New Roman" w:cs="Times New Roman"/>
+                <w:b/>
                 <w:noProof/>
                 <w:webHidden/>
                 <w:sz w:val="24"/>
@@ -4237,6 +4184,7 @@
             <w:r>
               <w:rPr>
                 <w:rFonts w:ascii="Times New Roman" w:hAnsi="Times New Roman" w:cs="Times New Roman"/>
+                <w:b/>
                 <w:noProof/>
                 <w:webHidden/>
                 <w:sz w:val="24"/>
@@ -4247,6 +4195,7 @@
             <w:r>
               <w:rPr>
                 <w:rFonts w:ascii="Times New Roman" w:hAnsi="Times New Roman" w:cs="Times New Roman"/>
+                <w:b/>
                 <w:noProof/>
                 <w:webHidden/>
                 <w:sz w:val="24"/>
@@ -4257,6 +4206,7 @@
             <w:r>
               <w:rPr>
                 <w:rFonts w:ascii="Times New Roman" w:hAnsi="Times New Roman" w:cs="Times New Roman"/>
+                <w:b/>
                 <w:noProof/>
                 <w:webHidden/>
                 <w:sz w:val="24"/>
@@ -4271,12 +4221,13 @@
             <w:pStyle w:val="TOC2"/>
             <w:rPr>
               <w:rFonts w:ascii="Times New Roman" w:eastAsiaTheme="minorEastAsia" w:hAnsi="Times New Roman" w:cs="Times New Roman"/>
+              <w:b/>
               <w:noProof/>
               <w:sz w:val="24"/>
               <w:szCs w:val="24"/>
             </w:rPr>
           </w:pPr>
-          <w:hyperlink w:anchor="_Toc225895995" w:history="1">
+          <w:hyperlink w:anchor="_Toc229519660" w:history="1">
             <w:r>
               <w:rPr>
                 <w:rStyle w:val="Hyperlink"/>
@@ -4291,6 +4242,7 @@
             <w:r>
               <w:rPr>
                 <w:rFonts w:ascii="Times New Roman" w:eastAsiaTheme="minorEastAsia" w:hAnsi="Times New Roman" w:cs="Times New Roman"/>
+                <w:b/>
                 <w:noProof/>
                 <w:sz w:val="24"/>
                 <w:szCs w:val="24"/>
@@ -4311,6 +4263,7 @@
             <w:r>
               <w:rPr>
                 <w:rFonts w:ascii="Times New Roman" w:hAnsi="Times New Roman" w:cs="Times New Roman"/>
+                <w:b/>
                 <w:noProof/>
                 <w:webHidden/>
                 <w:sz w:val="24"/>
@@ -4321,6 +4274,7 @@
             <w:r>
               <w:rPr>
                 <w:rFonts w:ascii="Times New Roman" w:hAnsi="Times New Roman" w:cs="Times New Roman"/>
+                <w:b/>
                 <w:noProof/>
                 <w:webHidden/>
                 <w:sz w:val="24"/>
@@ -4331,16 +4285,18 @@
             <w:r>
               <w:rPr>
                 <w:rFonts w:ascii="Times New Roman" w:hAnsi="Times New Roman" w:cs="Times New Roman"/>
+                <w:b/>
                 <w:noProof/>
                 <w:webHidden/>
                 <w:sz w:val="24"/>
                 <w:szCs w:val="24"/>
               </w:rPr>
-              <w:instrText xml:space="preserve"> PAGEREF _Toc225895995 \h </w:instrText>
-            </w:r>
-            <w:r>
-              <w:rPr>
-                <w:rFonts w:ascii="Times New Roman" w:hAnsi="Times New Roman" w:cs="Times New Roman"/>
+              <w:instrText xml:space="preserve"> PAGEREF _Toc229519660 \h </w:instrText>
+            </w:r>
+            <w:r>
+              <w:rPr>
+                <w:rFonts w:ascii="Times New Roman" w:hAnsi="Times New Roman" w:cs="Times New Roman"/>
+                <w:b/>
                 <w:noProof/>
                 <w:webHidden/>
                 <w:sz w:val="24"/>
@@ -4350,6 +4306,7 @@
             <w:r>
               <w:rPr>
                 <w:rFonts w:ascii="Times New Roman" w:hAnsi="Times New Roman" w:cs="Times New Roman"/>
+                <w:b/>
                 <w:noProof/>
                 <w:webHidden/>
                 <w:sz w:val="24"/>
@@ -4360,6 +4317,7 @@
             <w:r>
               <w:rPr>
                 <w:rFonts w:ascii="Times New Roman" w:hAnsi="Times New Roman" w:cs="Times New Roman"/>
+                <w:b/>
                 <w:noProof/>
                 <w:webHidden/>
                 <w:sz w:val="24"/>
@@ -4370,6 +4328,7 @@
             <w:r>
               <w:rPr>
                 <w:rFonts w:ascii="Times New Roman" w:hAnsi="Times New Roman" w:cs="Times New Roman"/>
+                <w:b/>
                 <w:noProof/>
                 <w:webHidden/>
                 <w:sz w:val="24"/>
@@ -4384,12 +4343,13 @@
             <w:pStyle w:val="TOC3"/>
             <w:rPr>
               <w:rFonts w:ascii="Times New Roman" w:eastAsiaTheme="minorEastAsia" w:hAnsi="Times New Roman" w:cs="Times New Roman"/>
+              <w:b/>
               <w:noProof/>
               <w:sz w:val="24"/>
               <w:szCs w:val="24"/>
             </w:rPr>
           </w:pPr>
-          <w:hyperlink w:anchor="_Toc225895996" w:history="1">
+          <w:hyperlink w:anchor="_Toc229519661" w:history="1">
             <w:r>
               <w:rPr>
                 <w:rStyle w:val="Hyperlink"/>
@@ -4404,6 +4364,7 @@
             <w:r>
               <w:rPr>
                 <w:rFonts w:ascii="Times New Roman" w:eastAsiaTheme="minorEastAsia" w:hAnsi="Times New Roman" w:cs="Times New Roman"/>
+                <w:b/>
                 <w:noProof/>
                 <w:sz w:val="24"/>
                 <w:szCs w:val="24"/>
@@ -4424,6 +4385,7 @@
             <w:r>
               <w:rPr>
                 <w:rFonts w:ascii="Times New Roman" w:hAnsi="Times New Roman" w:cs="Times New Roman"/>
+                <w:b/>
                 <w:noProof/>
                 <w:webHidden/>
                 <w:sz w:val="24"/>
@@ -4434,6 +4396,7 @@
             <w:r>
               <w:rPr>
                 <w:rFonts w:ascii="Times New Roman" w:hAnsi="Times New Roman" w:cs="Times New Roman"/>
+                <w:b/>
                 <w:noProof/>
                 <w:webHidden/>
                 <w:sz w:val="24"/>
@@ -4444,16 +4407,18 @@
             <w:r>
               <w:rPr>
                 <w:rFonts w:ascii="Times New Roman" w:hAnsi="Times New Roman" w:cs="Times New Roman"/>
+                <w:b/>
                 <w:noProof/>
                 <w:webHidden/>
                 <w:sz w:val="24"/>
                 <w:szCs w:val="24"/>
               </w:rPr>
-              <w:instrText xml:space="preserve"> PAGEREF _Toc225895996 \h </w:instrText>
-            </w:r>
-            <w:r>
-              <w:rPr>
-                <w:rFonts w:ascii="Times New Roman" w:hAnsi="Times New Roman" w:cs="Times New Roman"/>
+              <w:instrText xml:space="preserve"> PAGEREF _Toc229519661 \h </w:instrText>
+            </w:r>
+            <w:r>
+              <w:rPr>
+                <w:rFonts w:ascii="Times New Roman" w:hAnsi="Times New Roman" w:cs="Times New Roman"/>
+                <w:b/>
                 <w:noProof/>
                 <w:webHidden/>
                 <w:sz w:val="24"/>
@@ -4463,6 +4428,7 @@
             <w:r>
               <w:rPr>
                 <w:rFonts w:ascii="Times New Roman" w:hAnsi="Times New Roman" w:cs="Times New Roman"/>
+                <w:b/>
                 <w:noProof/>
                 <w:webHidden/>
                 <w:sz w:val="24"/>
@@ -4473,6 +4439,7 @@
             <w:r>
               <w:rPr>
                 <w:rFonts w:ascii="Times New Roman" w:hAnsi="Times New Roman" w:cs="Times New Roman"/>
+                <w:b/>
                 <w:noProof/>
                 <w:webHidden/>
                 <w:sz w:val="24"/>
@@ -4483,6 +4450,7 @@
             <w:r>
               <w:rPr>
                 <w:rFonts w:ascii="Times New Roman" w:hAnsi="Times New Roman" w:cs="Times New Roman"/>
+                <w:b/>
                 <w:noProof/>
                 <w:webHidden/>
                 <w:sz w:val="24"/>
@@ -4497,12 +4465,13 @@
             <w:pStyle w:val="TOC3"/>
             <w:rPr>
               <w:rFonts w:ascii="Times New Roman" w:eastAsiaTheme="minorEastAsia" w:hAnsi="Times New Roman" w:cs="Times New Roman"/>
+              <w:b/>
               <w:noProof/>
               <w:sz w:val="24"/>
               <w:szCs w:val="24"/>
             </w:rPr>
           </w:pPr>
-          <w:hyperlink w:anchor="_Toc225895997" w:history="1">
+          <w:hyperlink w:anchor="_Toc229519662" w:history="1">
             <w:r>
               <w:rPr>
                 <w:rStyle w:val="Hyperlink"/>
@@ -4517,6 +4486,7 @@
             <w:r>
               <w:rPr>
                 <w:rFonts w:ascii="Times New Roman" w:eastAsiaTheme="minorEastAsia" w:hAnsi="Times New Roman" w:cs="Times New Roman"/>
+                <w:b/>
                 <w:noProof/>
                 <w:sz w:val="24"/>
                 <w:szCs w:val="24"/>
@@ -4537,6 +4507,7 @@
             <w:r>
               <w:rPr>
                 <w:rFonts w:ascii="Times New Roman" w:hAnsi="Times New Roman" w:cs="Times New Roman"/>
+                <w:b/>
                 <w:noProof/>
                 <w:webHidden/>
                 <w:sz w:val="24"/>
@@ -4547,6 +4518,7 @@
             <w:r>
               <w:rPr>
                 <w:rFonts w:ascii="Times New Roman" w:hAnsi="Times New Roman" w:cs="Times New Roman"/>
+                <w:b/>
                 <w:noProof/>
                 <w:webHidden/>
                 <w:sz w:val="24"/>
@@ -4557,16 +4529,18 @@
             <w:r>
               <w:rPr>
                 <w:rFonts w:ascii="Times New Roman" w:hAnsi="Times New Roman" w:cs="Times New Roman"/>
+                <w:b/>
                 <w:noProof/>
                 <w:webHidden/>
                 <w:sz w:val="24"/>
                 <w:szCs w:val="24"/>
               </w:rPr>
-              <w:instrText xml:space="preserve"> PAGEREF _Toc225895997 \h </w:instrText>
-            </w:r>
-            <w:r>
-              <w:rPr>
-                <w:rFonts w:ascii="Times New Roman" w:hAnsi="Times New Roman" w:cs="Times New Roman"/>
+              <w:instrText xml:space="preserve"> PAGEREF _Toc229519662 \h </w:instrText>
+            </w:r>
+            <w:r>
+              <w:rPr>
+                <w:rFonts w:ascii="Times New Roman" w:hAnsi="Times New Roman" w:cs="Times New Roman"/>
+                <w:b/>
                 <w:noProof/>
                 <w:webHidden/>
                 <w:sz w:val="24"/>
@@ -4576,6 +4550,7 @@
             <w:r>
               <w:rPr>
                 <w:rFonts w:ascii="Times New Roman" w:hAnsi="Times New Roman" w:cs="Times New Roman"/>
+                <w:b/>
                 <w:noProof/>
                 <w:webHidden/>
                 <w:sz w:val="24"/>
@@ -4586,6 +4561,7 @@
             <w:r>
               <w:rPr>
                 <w:rFonts w:ascii="Times New Roman" w:hAnsi="Times New Roman" w:cs="Times New Roman"/>
+                <w:b/>
                 <w:noProof/>
                 <w:webHidden/>
                 <w:sz w:val="24"/>
@@ -4596,6 +4572,7 @@
             <w:r>
               <w:rPr>
                 <w:rFonts w:ascii="Times New Roman" w:hAnsi="Times New Roman" w:cs="Times New Roman"/>
+                <w:b/>
                 <w:noProof/>
                 <w:webHidden/>
                 <w:sz w:val="24"/>
@@ -4610,12 +4587,13 @@
             <w:pStyle w:val="TOC3"/>
             <w:rPr>
               <w:rFonts w:ascii="Times New Roman" w:eastAsiaTheme="minorEastAsia" w:hAnsi="Times New Roman" w:cs="Times New Roman"/>
+              <w:b/>
               <w:noProof/>
               <w:sz w:val="24"/>
               <w:szCs w:val="24"/>
             </w:rPr>
           </w:pPr>
-          <w:hyperlink w:anchor="_Toc225895998" w:history="1">
+          <w:hyperlink w:anchor="_Toc229519663" w:history="1">
             <w:r>
               <w:rPr>
                 <w:rStyle w:val="Hyperlink"/>
@@ -4630,6 +4608,7 @@
             <w:r>
               <w:rPr>
                 <w:rFonts w:ascii="Times New Roman" w:eastAsiaTheme="minorEastAsia" w:hAnsi="Times New Roman" w:cs="Times New Roman"/>
+                <w:b/>
                 <w:noProof/>
                 <w:sz w:val="24"/>
                 <w:szCs w:val="24"/>
@@ -4650,6 +4629,7 @@
             <w:r>
               <w:rPr>
                 <w:rFonts w:ascii="Times New Roman" w:hAnsi="Times New Roman" w:cs="Times New Roman"/>
+                <w:b/>
                 <w:noProof/>
                 <w:webHidden/>
                 <w:sz w:val="24"/>
@@ -4660,6 +4640,7 @@
             <w:r>
               <w:rPr>
                 <w:rFonts w:ascii="Times New Roman" w:hAnsi="Times New Roman" w:cs="Times New Roman"/>
+                <w:b/>
                 <w:noProof/>
                 <w:webHidden/>
                 <w:sz w:val="24"/>
@@ -4670,16 +4651,18 @@
             <w:r>
               <w:rPr>
                 <w:rFonts w:ascii="Times New Roman" w:hAnsi="Times New Roman" w:cs="Times New Roman"/>
+                <w:b/>
                 <w:noProof/>
                 <w:webHidden/>
                 <w:sz w:val="24"/>
                 <w:szCs w:val="24"/>
               </w:rPr>
-              <w:instrText xml:space="preserve"> PAGEREF _Toc225895998 \h </w:instrText>
-            </w:r>
-            <w:r>
-              <w:rPr>
-                <w:rFonts w:ascii="Times New Roman" w:hAnsi="Times New Roman" w:cs="Times New Roman"/>
+              <w:instrText xml:space="preserve"> PAGEREF _Toc229519663 \h </w:instrText>
+            </w:r>
+            <w:r>
+              <w:rPr>
+                <w:rFonts w:ascii="Times New Roman" w:hAnsi="Times New Roman" w:cs="Times New Roman"/>
+                <w:b/>
                 <w:noProof/>
                 <w:webHidden/>
                 <w:sz w:val="24"/>
@@ -4689,6 +4672,7 @@
             <w:r>
               <w:rPr>
                 <w:rFonts w:ascii="Times New Roman" w:hAnsi="Times New Roman" w:cs="Times New Roman"/>
+                <w:b/>
                 <w:noProof/>
                 <w:webHidden/>
                 <w:sz w:val="24"/>
@@ -4699,6 +4683,7 @@
             <w:r>
               <w:rPr>
                 <w:rFonts w:ascii="Times New Roman" w:hAnsi="Times New Roman" w:cs="Times New Roman"/>
+                <w:b/>
                 <w:noProof/>
                 <w:webHidden/>
                 <w:sz w:val="24"/>
@@ -4709,6 +4694,7 @@
             <w:r>
               <w:rPr>
                 <w:rFonts w:ascii="Times New Roman" w:hAnsi="Times New Roman" w:cs="Times New Roman"/>
+                <w:b/>
                 <w:noProof/>
                 <w:webHidden/>
                 <w:sz w:val="24"/>
@@ -4723,12 +4709,13 @@
             <w:pStyle w:val="TOC3"/>
             <w:rPr>
               <w:rFonts w:ascii="Times New Roman" w:eastAsiaTheme="minorEastAsia" w:hAnsi="Times New Roman" w:cs="Times New Roman"/>
+              <w:b/>
               <w:noProof/>
               <w:sz w:val="24"/>
               <w:szCs w:val="24"/>
             </w:rPr>
           </w:pPr>
-          <w:hyperlink w:anchor="_Toc225895999" w:history="1">
+          <w:hyperlink w:anchor="_Toc229519664" w:history="1">
             <w:r>
               <w:rPr>
                 <w:rStyle w:val="Hyperlink"/>
@@ -4743,6 +4730,7 @@
             <w:r>
               <w:rPr>
                 <w:rFonts w:ascii="Times New Roman" w:eastAsiaTheme="minorEastAsia" w:hAnsi="Times New Roman" w:cs="Times New Roman"/>
+                <w:b/>
                 <w:noProof/>
                 <w:sz w:val="24"/>
                 <w:szCs w:val="24"/>
@@ -4763,6 +4751,7 @@
             <w:r>
               <w:rPr>
                 <w:rFonts w:ascii="Times New Roman" w:hAnsi="Times New Roman" w:cs="Times New Roman"/>
+                <w:b/>
                 <w:noProof/>
                 <w:webHidden/>
                 <w:sz w:val="24"/>
@@ -4773,6 +4762,7 @@
             <w:r>
               <w:rPr>
                 <w:rFonts w:ascii="Times New Roman" w:hAnsi="Times New Roman" w:cs="Times New Roman"/>
+                <w:b/>
                 <w:noProof/>
                 <w:webHidden/>
                 <w:sz w:val="24"/>
@@ -4783,16 +4773,18 @@
             <w:r>
               <w:rPr>
                 <w:rFonts w:ascii="Times New Roman" w:hAnsi="Times New Roman" w:cs="Times New Roman"/>
+                <w:b/>
                 <w:noProof/>
                 <w:webHidden/>
                 <w:sz w:val="24"/>
                 <w:szCs w:val="24"/>
               </w:rPr>
-              <w:instrText xml:space="preserve"> PAGEREF _Toc225895999 \h </w:instrText>
-            </w:r>
-            <w:r>
-              <w:rPr>
-                <w:rFonts w:ascii="Times New Roman" w:hAnsi="Times New Roman" w:cs="Times New Roman"/>
+              <w:instrText xml:space="preserve"> PAGEREF _Toc229519664 \h </w:instrText>
+            </w:r>
+            <w:r>
+              <w:rPr>
+                <w:rFonts w:ascii="Times New Roman" w:hAnsi="Times New Roman" w:cs="Times New Roman"/>
+                <w:b/>
                 <w:noProof/>
                 <w:webHidden/>
                 <w:sz w:val="24"/>
@@ -4802,6 +4794,7 @@
             <w:r>
               <w:rPr>
                 <w:rFonts w:ascii="Times New Roman" w:hAnsi="Times New Roman" w:cs="Times New Roman"/>
+                <w:b/>
                 <w:noProof/>
                 <w:webHidden/>
                 <w:sz w:val="24"/>
@@ -4812,6 +4805,7 @@
             <w:r>
               <w:rPr>
                 <w:rFonts w:ascii="Times New Roman" w:hAnsi="Times New Roman" w:cs="Times New Roman"/>
+                <w:b/>
                 <w:noProof/>
                 <w:webHidden/>
                 <w:sz w:val="24"/>
@@ -4822,6 +4816,7 @@
             <w:r>
               <w:rPr>
                 <w:rFonts w:ascii="Times New Roman" w:hAnsi="Times New Roman" w:cs="Times New Roman"/>
+                <w:b/>
                 <w:noProof/>
                 <w:webHidden/>
                 <w:sz w:val="24"/>
@@ -4836,12 +4831,13 @@
             <w:pStyle w:val="TOC3"/>
             <w:rPr>
               <w:rFonts w:ascii="Times New Roman" w:eastAsiaTheme="minorEastAsia" w:hAnsi="Times New Roman" w:cs="Times New Roman"/>
+              <w:b/>
               <w:noProof/>
               <w:sz w:val="24"/>
               <w:szCs w:val="24"/>
             </w:rPr>
           </w:pPr>
-          <w:hyperlink w:anchor="_Toc225896000" w:history="1">
+          <w:hyperlink w:anchor="_Toc229519665" w:history="1">
             <w:r>
               <w:rPr>
                 <w:rStyle w:val="Hyperlink"/>
@@ -4856,6 +4852,7 @@
             <w:r>
               <w:rPr>
                 <w:rFonts w:ascii="Times New Roman" w:eastAsiaTheme="minorEastAsia" w:hAnsi="Times New Roman" w:cs="Times New Roman"/>
+                <w:b/>
                 <w:noProof/>
                 <w:sz w:val="24"/>
                 <w:szCs w:val="24"/>
@@ -4876,6 +4873,7 @@
             <w:r>
               <w:rPr>
                 <w:rFonts w:ascii="Times New Roman" w:hAnsi="Times New Roman" w:cs="Times New Roman"/>
+                <w:b/>
                 <w:noProof/>
                 <w:webHidden/>
                 <w:sz w:val="24"/>
@@ -4886,6 +4884,7 @@
             <w:r>
               <w:rPr>
                 <w:rFonts w:ascii="Times New Roman" w:hAnsi="Times New Roman" w:cs="Times New Roman"/>
+                <w:b/>
                 <w:noProof/>
                 <w:webHidden/>
                 <w:sz w:val="24"/>
@@ -4896,16 +4895,18 @@
             <w:r>
               <w:rPr>
                 <w:rFonts w:ascii="Times New Roman" w:hAnsi="Times New Roman" w:cs="Times New Roman"/>
+                <w:b/>
                 <w:noProof/>
                 <w:webHidden/>
                 <w:sz w:val="24"/>
                 <w:szCs w:val="24"/>
               </w:rPr>
-              <w:instrText xml:space="preserve"> PAGEREF _Toc225896000 \h </w:instrText>
-            </w:r>
-            <w:r>
-              <w:rPr>
-                <w:rFonts w:ascii="Times New Roman" w:hAnsi="Times New Roman" w:cs="Times New Roman"/>
+              <w:instrText xml:space="preserve"> PAGEREF _Toc229519665 \h </w:instrText>
+            </w:r>
+            <w:r>
+              <w:rPr>
+                <w:rFonts w:ascii="Times New Roman" w:hAnsi="Times New Roman" w:cs="Times New Roman"/>
+                <w:b/>
                 <w:noProof/>
                 <w:webHidden/>
                 <w:sz w:val="24"/>
@@ -4915,6 +4916,7 @@
             <w:r>
               <w:rPr>
                 <w:rFonts w:ascii="Times New Roman" w:hAnsi="Times New Roman" w:cs="Times New Roman"/>
+                <w:b/>
                 <w:noProof/>
                 <w:webHidden/>
                 <w:sz w:val="24"/>
@@ -4925,6 +4927,7 @@
             <w:r>
               <w:rPr>
                 <w:rFonts w:ascii="Times New Roman" w:hAnsi="Times New Roman" w:cs="Times New Roman"/>
+                <w:b/>
                 <w:noProof/>
                 <w:webHidden/>
                 <w:sz w:val="24"/>
@@ -4935,6 +4938,7 @@
             <w:r>
               <w:rPr>
                 <w:rFonts w:ascii="Times New Roman" w:hAnsi="Times New Roman" w:cs="Times New Roman"/>
+                <w:b/>
                 <w:noProof/>
                 <w:webHidden/>
                 <w:sz w:val="24"/>
@@ -4952,12 +4956,13 @@
             </w:tabs>
             <w:rPr>
               <w:rFonts w:ascii="Times New Roman" w:eastAsiaTheme="minorEastAsia" w:hAnsi="Times New Roman" w:cs="Times New Roman"/>
+              <w:b/>
               <w:noProof/>
               <w:sz w:val="24"/>
               <w:szCs w:val="24"/>
             </w:rPr>
           </w:pPr>
-          <w:hyperlink w:anchor="_Toc225896001" w:history="1">
+          <w:hyperlink w:anchor="_Toc229519666" w:history="1">
             <w:r>
               <w:rPr>
                 <w:rStyle w:val="Hyperlink"/>
@@ -4972,6 +4977,7 @@
             <w:r>
               <w:rPr>
                 <w:rFonts w:ascii="Times New Roman" w:eastAsiaTheme="minorEastAsia" w:hAnsi="Times New Roman" w:cs="Times New Roman"/>
+                <w:b/>
                 <w:noProof/>
                 <w:sz w:val="24"/>
                 <w:szCs w:val="24"/>
@@ -4992,6 +4998,7 @@
             <w:r>
               <w:rPr>
                 <w:rFonts w:ascii="Times New Roman" w:hAnsi="Times New Roman" w:cs="Times New Roman"/>
+                <w:b/>
                 <w:noProof/>
                 <w:webHidden/>
                 <w:sz w:val="24"/>
@@ -5002,6 +5009,7 @@
             <w:r>
               <w:rPr>
                 <w:rFonts w:ascii="Times New Roman" w:hAnsi="Times New Roman" w:cs="Times New Roman"/>
+                <w:b/>
                 <w:noProof/>
                 <w:webHidden/>
                 <w:sz w:val="24"/>
@@ -5012,16 +5020,18 @@
             <w:r>
               <w:rPr>
                 <w:rFonts w:ascii="Times New Roman" w:hAnsi="Times New Roman" w:cs="Times New Roman"/>
+                <w:b/>
                 <w:noProof/>
                 <w:webHidden/>
                 <w:sz w:val="24"/>
                 <w:szCs w:val="24"/>
               </w:rPr>
-              <w:instrText xml:space="preserve"> PAGEREF _Toc225896001 \h </w:instrText>
-            </w:r>
-            <w:r>
-              <w:rPr>
-                <w:rFonts w:ascii="Times New Roman" w:hAnsi="Times New Roman" w:cs="Times New Roman"/>
+              <w:instrText xml:space="preserve"> PAGEREF _Toc229519666 \h </w:instrText>
+            </w:r>
+            <w:r>
+              <w:rPr>
+                <w:rFonts w:ascii="Times New Roman" w:hAnsi="Times New Roman" w:cs="Times New Roman"/>
+                <w:b/>
                 <w:noProof/>
                 <w:webHidden/>
                 <w:sz w:val="24"/>
@@ -5031,6 +5041,7 @@
             <w:r>
               <w:rPr>
                 <w:rFonts w:ascii="Times New Roman" w:hAnsi="Times New Roman" w:cs="Times New Roman"/>
+                <w:b/>
                 <w:noProof/>
                 <w:webHidden/>
                 <w:sz w:val="24"/>
@@ -5041,6 +5052,7 @@
             <w:r>
               <w:rPr>
                 <w:rFonts w:ascii="Times New Roman" w:hAnsi="Times New Roman" w:cs="Times New Roman"/>
+                <w:b/>
                 <w:noProof/>
                 <w:webHidden/>
                 <w:sz w:val="24"/>
@@ -5051,6 +5063,7 @@
             <w:r>
               <w:rPr>
                 <w:rFonts w:ascii="Times New Roman" w:hAnsi="Times New Roman" w:cs="Times New Roman"/>
+                <w:b/>
                 <w:noProof/>
                 <w:webHidden/>
                 <w:sz w:val="24"/>
@@ -5065,12 +5078,13 @@
             <w:pStyle w:val="TOC2"/>
             <w:rPr>
               <w:rFonts w:ascii="Times New Roman" w:eastAsiaTheme="minorEastAsia" w:hAnsi="Times New Roman" w:cs="Times New Roman"/>
+              <w:b/>
               <w:noProof/>
               <w:sz w:val="24"/>
               <w:szCs w:val="24"/>
             </w:rPr>
           </w:pPr>
-          <w:hyperlink w:anchor="_Toc225896002" w:history="1">
+          <w:hyperlink w:anchor="_Toc229519667" w:history="1">
             <w:r>
               <w:rPr>
                 <w:rStyle w:val="Hyperlink"/>
@@ -5085,6 +5099,7 @@
             <w:r>
               <w:rPr>
                 <w:rFonts w:ascii="Times New Roman" w:eastAsiaTheme="minorEastAsia" w:hAnsi="Times New Roman" w:cs="Times New Roman"/>
+                <w:b/>
                 <w:noProof/>
                 <w:sz w:val="24"/>
                 <w:szCs w:val="24"/>
@@ -5105,6 +5120,7 @@
             <w:r>
               <w:rPr>
                 <w:rFonts w:ascii="Times New Roman" w:hAnsi="Times New Roman" w:cs="Times New Roman"/>
+                <w:b/>
                 <w:noProof/>
                 <w:webHidden/>
                 <w:sz w:val="24"/>
@@ -5115,6 +5131,7 @@
             <w:r>
               <w:rPr>
                 <w:rFonts w:ascii="Times New Roman" w:hAnsi="Times New Roman" w:cs="Times New Roman"/>
+                <w:b/>
                 <w:noProof/>
                 <w:webHidden/>
                 <w:sz w:val="24"/>
@@ -5125,16 +5142,18 @@
             <w:r>
               <w:rPr>
                 <w:rFonts w:ascii="Times New Roman" w:hAnsi="Times New Roman" w:cs="Times New Roman"/>
+                <w:b/>
                 <w:noProof/>
                 <w:webHidden/>
                 <w:sz w:val="24"/>
                 <w:szCs w:val="24"/>
               </w:rPr>
-              <w:instrText xml:space="preserve"> PAGEREF _Toc225896002 \h </w:instrText>
-            </w:r>
-            <w:r>
-              <w:rPr>
-                <w:rFonts w:ascii="Times New Roman" w:hAnsi="Times New Roman" w:cs="Times New Roman"/>
+              <w:instrText xml:space="preserve"> PAGEREF _Toc229519667 \h </w:instrText>
+            </w:r>
+            <w:r>
+              <w:rPr>
+                <w:rFonts w:ascii="Times New Roman" w:hAnsi="Times New Roman" w:cs="Times New Roman"/>
+                <w:b/>
                 <w:noProof/>
                 <w:webHidden/>
                 <w:sz w:val="24"/>
@@ -5144,6 +5163,7 @@
             <w:r>
               <w:rPr>
                 <w:rFonts w:ascii="Times New Roman" w:hAnsi="Times New Roman" w:cs="Times New Roman"/>
+                <w:b/>
                 <w:noProof/>
                 <w:webHidden/>
                 <w:sz w:val="24"/>
@@ -5154,6 +5174,7 @@
             <w:r>
               <w:rPr>
                 <w:rFonts w:ascii="Times New Roman" w:hAnsi="Times New Roman" w:cs="Times New Roman"/>
+                <w:b/>
                 <w:noProof/>
                 <w:webHidden/>
                 <w:sz w:val="24"/>
@@ -5164,6 +5185,7 @@
             <w:r>
               <w:rPr>
                 <w:rFonts w:ascii="Times New Roman" w:hAnsi="Times New Roman" w:cs="Times New Roman"/>
+                <w:b/>
                 <w:noProof/>
                 <w:webHidden/>
                 <w:sz w:val="24"/>
@@ -5178,12 +5200,13 @@
             <w:pStyle w:val="TOC3"/>
             <w:rPr>
               <w:rFonts w:ascii="Times New Roman" w:eastAsiaTheme="minorEastAsia" w:hAnsi="Times New Roman" w:cs="Times New Roman"/>
+              <w:b/>
               <w:noProof/>
               <w:sz w:val="24"/>
               <w:szCs w:val="24"/>
             </w:rPr>
           </w:pPr>
-          <w:hyperlink w:anchor="_Toc225896003" w:history="1">
+          <w:hyperlink w:anchor="_Toc229519668" w:history="1">
             <w:r>
               <w:rPr>
                 <w:rStyle w:val="Hyperlink"/>
@@ -5198,6 +5221,7 @@
             <w:r>
               <w:rPr>
                 <w:rFonts w:ascii="Times New Roman" w:eastAsiaTheme="minorEastAsia" w:hAnsi="Times New Roman" w:cs="Times New Roman"/>
+                <w:b/>
                 <w:noProof/>
                 <w:sz w:val="24"/>
                 <w:szCs w:val="24"/>
@@ -5218,6 +5242,7 @@
             <w:r>
               <w:rPr>
                 <w:rFonts w:ascii="Times New Roman" w:hAnsi="Times New Roman" w:cs="Times New Roman"/>
+                <w:b/>
                 <w:noProof/>
                 <w:webHidden/>
                 <w:sz w:val="24"/>
@@ -5228,6 +5253,7 @@
             <w:r>
               <w:rPr>
                 <w:rFonts w:ascii="Times New Roman" w:hAnsi="Times New Roman" w:cs="Times New Roman"/>
+                <w:b/>
                 <w:noProof/>
                 <w:webHidden/>
                 <w:sz w:val="24"/>
@@ -5238,16 +5264,18 @@
             <w:r>
               <w:rPr>
                 <w:rFonts w:ascii="Times New Roman" w:hAnsi="Times New Roman" w:cs="Times New Roman"/>
+                <w:b/>
                 <w:noProof/>
                 <w:webHidden/>
                 <w:sz w:val="24"/>
                 <w:szCs w:val="24"/>
               </w:rPr>
-              <w:instrText xml:space="preserve"> PAGEREF _Toc225896003 \h </w:instrText>
-            </w:r>
-            <w:r>
-              <w:rPr>
-                <w:rFonts w:ascii="Times New Roman" w:hAnsi="Times New Roman" w:cs="Times New Roman"/>
+              <w:instrText xml:space="preserve"> PAGEREF _Toc229519668 \h </w:instrText>
+            </w:r>
+            <w:r>
+              <w:rPr>
+                <w:rFonts w:ascii="Times New Roman" w:hAnsi="Times New Roman" w:cs="Times New Roman"/>
+                <w:b/>
                 <w:noProof/>
                 <w:webHidden/>
                 <w:sz w:val="24"/>
@@ -5257,6 +5285,7 @@
             <w:r>
               <w:rPr>
                 <w:rFonts w:ascii="Times New Roman" w:hAnsi="Times New Roman" w:cs="Times New Roman"/>
+                <w:b/>
                 <w:noProof/>
                 <w:webHidden/>
                 <w:sz w:val="24"/>
@@ -5267,6 +5296,7 @@
             <w:r>
               <w:rPr>
                 <w:rFonts w:ascii="Times New Roman" w:hAnsi="Times New Roman" w:cs="Times New Roman"/>
+                <w:b/>
                 <w:noProof/>
                 <w:webHidden/>
                 <w:sz w:val="24"/>
@@ -5277,6 +5307,7 @@
             <w:r>
               <w:rPr>
                 <w:rFonts w:ascii="Times New Roman" w:hAnsi="Times New Roman" w:cs="Times New Roman"/>
+                <w:b/>
                 <w:noProof/>
                 <w:webHidden/>
                 <w:sz w:val="24"/>
@@ -5291,12 +5322,13 @@
             <w:pStyle w:val="TOC3"/>
             <w:rPr>
               <w:rFonts w:ascii="Times New Roman" w:eastAsiaTheme="minorEastAsia" w:hAnsi="Times New Roman" w:cs="Times New Roman"/>
+              <w:b/>
               <w:noProof/>
               <w:sz w:val="24"/>
               <w:szCs w:val="24"/>
             </w:rPr>
           </w:pPr>
-          <w:hyperlink w:anchor="_Toc225896004" w:history="1">
+          <w:hyperlink w:anchor="_Toc229519669" w:history="1">
             <w:r>
               <w:rPr>
                 <w:rStyle w:val="Hyperlink"/>
@@ -5311,6 +5343,7 @@
             <w:r>
               <w:rPr>
                 <w:rFonts w:ascii="Times New Roman" w:hAnsi="Times New Roman" w:cs="Times New Roman"/>
+                <w:b/>
                 <w:noProof/>
                 <w:webHidden/>
                 <w:sz w:val="24"/>
@@ -5321,6 +5354,7 @@
             <w:r>
               <w:rPr>
                 <w:rFonts w:ascii="Times New Roman" w:hAnsi="Times New Roman" w:cs="Times New Roman"/>
+                <w:b/>
                 <w:noProof/>
                 <w:webHidden/>
                 <w:sz w:val="24"/>
@@ -5331,16 +5365,18 @@
             <w:r>
               <w:rPr>
                 <w:rFonts w:ascii="Times New Roman" w:hAnsi="Times New Roman" w:cs="Times New Roman"/>
+                <w:b/>
                 <w:noProof/>
                 <w:webHidden/>
                 <w:sz w:val="24"/>
                 <w:szCs w:val="24"/>
               </w:rPr>
-              <w:instrText xml:space="preserve"> PAGEREF _Toc225896004 \h </w:instrText>
-            </w:r>
-            <w:r>
-              <w:rPr>
-                <w:rFonts w:ascii="Times New Roman" w:hAnsi="Times New Roman" w:cs="Times New Roman"/>
+              <w:instrText xml:space="preserve"> PAGEREF _Toc229519669 \h </w:instrText>
+            </w:r>
+            <w:r>
+              <w:rPr>
+                <w:rFonts w:ascii="Times New Roman" w:hAnsi="Times New Roman" w:cs="Times New Roman"/>
+                <w:b/>
                 <w:noProof/>
                 <w:webHidden/>
                 <w:sz w:val="24"/>
@@ -5350,6 +5386,7 @@
             <w:r>
               <w:rPr>
                 <w:rFonts w:ascii="Times New Roman" w:hAnsi="Times New Roman" w:cs="Times New Roman"/>
+                <w:b/>
                 <w:noProof/>
                 <w:webHidden/>
                 <w:sz w:val="24"/>
@@ -5360,6 +5397,7 @@
             <w:r>
               <w:rPr>
                 <w:rFonts w:ascii="Times New Roman" w:hAnsi="Times New Roman" w:cs="Times New Roman"/>
+                <w:b/>
                 <w:noProof/>
                 <w:webHidden/>
                 <w:sz w:val="24"/>
@@ -5370,6 +5408,7 @@
             <w:r>
               <w:rPr>
                 <w:rFonts w:ascii="Times New Roman" w:hAnsi="Times New Roman" w:cs="Times New Roman"/>
+                <w:b/>
                 <w:noProof/>
                 <w:webHidden/>
                 <w:sz w:val="24"/>
@@ -5384,12 +5423,13 @@
             <w:pStyle w:val="TOC3"/>
             <w:rPr>
               <w:rFonts w:ascii="Times New Roman" w:eastAsiaTheme="minorEastAsia" w:hAnsi="Times New Roman" w:cs="Times New Roman"/>
+              <w:b/>
               <w:noProof/>
               <w:sz w:val="24"/>
               <w:szCs w:val="24"/>
             </w:rPr>
           </w:pPr>
-          <w:hyperlink w:anchor="_Toc225896005" w:history="1">
+          <w:hyperlink w:anchor="_Toc229519670" w:history="1">
             <w:r>
               <w:rPr>
                 <w:rStyle w:val="Hyperlink"/>
@@ -5399,32 +5439,12 @@
                 <w:sz w:val="24"/>
                 <w:szCs w:val="24"/>
               </w:rPr>
-              <w:t>3.1.3.</w:t>
-            </w:r>
-            <w:r>
-              <w:rPr>
-                <w:rStyle w:val="Hyperlink"/>
-                <w:rFonts w:ascii="Times New Roman" w:hAnsi="Times New Roman" w:cs="Times New Roman"/>
-                <w:noProof/>
-                <w:sz w:val="24"/>
-                <w:szCs w:val="24"/>
-              </w:rPr>
-              <w:t xml:space="preserve"> </w:t>
-            </w:r>
-            <w:r>
-              <w:rPr>
-                <w:rStyle w:val="Hyperlink"/>
-                <w:rFonts w:ascii="Times New Roman" w:hAnsi="Times New Roman" w:cs="Times New Roman"/>
-                <w:b/>
-                <w:noProof/>
-                <w:sz w:val="24"/>
-                <w:szCs w:val="24"/>
-              </w:rPr>
-              <w:t>Process (Quá trình)</w:t>
-            </w:r>
-            <w:r>
-              <w:rPr>
-                <w:rFonts w:ascii="Times New Roman" w:hAnsi="Times New Roman" w:cs="Times New Roman"/>
+              <w:t>3.1.3. Process (Quá trình)</w:t>
+            </w:r>
+            <w:r>
+              <w:rPr>
+                <w:rFonts w:ascii="Times New Roman" w:hAnsi="Times New Roman" w:cs="Times New Roman"/>
+                <w:b/>
                 <w:noProof/>
                 <w:webHidden/>
                 <w:sz w:val="24"/>
@@ -5435,6 +5455,7 @@
             <w:r>
               <w:rPr>
                 <w:rFonts w:ascii="Times New Roman" w:hAnsi="Times New Roman" w:cs="Times New Roman"/>
+                <w:b/>
                 <w:noProof/>
                 <w:webHidden/>
                 <w:sz w:val="24"/>
@@ -5445,16 +5466,18 @@
             <w:r>
               <w:rPr>
                 <w:rFonts w:ascii="Times New Roman" w:hAnsi="Times New Roman" w:cs="Times New Roman"/>
+                <w:b/>
                 <w:noProof/>
                 <w:webHidden/>
                 <w:sz w:val="24"/>
                 <w:szCs w:val="24"/>
               </w:rPr>
-              <w:instrText xml:space="preserve"> PAGEREF _Toc225896005 \h </w:instrText>
-            </w:r>
-            <w:r>
-              <w:rPr>
-                <w:rFonts w:ascii="Times New Roman" w:hAnsi="Times New Roman" w:cs="Times New Roman"/>
+              <w:instrText xml:space="preserve"> PAGEREF _Toc229519670 \h </w:instrText>
+            </w:r>
+            <w:r>
+              <w:rPr>
+                <w:rFonts w:ascii="Times New Roman" w:hAnsi="Times New Roman" w:cs="Times New Roman"/>
+                <w:b/>
                 <w:noProof/>
                 <w:webHidden/>
                 <w:sz w:val="24"/>
@@ -5464,6 +5487,7 @@
             <w:r>
               <w:rPr>
                 <w:rFonts w:ascii="Times New Roman" w:hAnsi="Times New Roman" w:cs="Times New Roman"/>
+                <w:b/>
                 <w:noProof/>
                 <w:webHidden/>
                 <w:sz w:val="24"/>
@@ -5474,6 +5498,7 @@
             <w:r>
               <w:rPr>
                 <w:rFonts w:ascii="Times New Roman" w:hAnsi="Times New Roman" w:cs="Times New Roman"/>
+                <w:b/>
                 <w:noProof/>
                 <w:webHidden/>
                 <w:sz w:val="24"/>
@@ -5484,6 +5509,7 @@
             <w:r>
               <w:rPr>
                 <w:rFonts w:ascii="Times New Roman" w:hAnsi="Times New Roman" w:cs="Times New Roman"/>
+                <w:b/>
                 <w:noProof/>
                 <w:webHidden/>
                 <w:sz w:val="24"/>
@@ -5498,12 +5524,13 @@
             <w:pStyle w:val="TOC2"/>
             <w:rPr>
               <w:rFonts w:ascii="Times New Roman" w:eastAsiaTheme="minorEastAsia" w:hAnsi="Times New Roman" w:cs="Times New Roman"/>
+              <w:b/>
               <w:noProof/>
               <w:sz w:val="24"/>
               <w:szCs w:val="24"/>
             </w:rPr>
           </w:pPr>
-          <w:hyperlink w:anchor="_Toc225896006" w:history="1">
+          <w:hyperlink w:anchor="_Toc229519671" w:history="1">
             <w:r>
               <w:rPr>
                 <w:rStyle w:val="Hyperlink"/>
@@ -5518,6 +5545,7 @@
             <w:r>
               <w:rPr>
                 <w:rFonts w:ascii="Times New Roman" w:eastAsiaTheme="minorEastAsia" w:hAnsi="Times New Roman" w:cs="Times New Roman"/>
+                <w:b/>
                 <w:noProof/>
                 <w:sz w:val="24"/>
                 <w:szCs w:val="24"/>
@@ -5538,6 +5566,7 @@
             <w:r>
               <w:rPr>
                 <w:rFonts w:ascii="Times New Roman" w:hAnsi="Times New Roman" w:cs="Times New Roman"/>
+                <w:b/>
                 <w:noProof/>
                 <w:webHidden/>
                 <w:sz w:val="24"/>
@@ -5548,6 +5577,7 @@
             <w:r>
               <w:rPr>
                 <w:rFonts w:ascii="Times New Roman" w:hAnsi="Times New Roman" w:cs="Times New Roman"/>
+                <w:b/>
                 <w:noProof/>
                 <w:webHidden/>
                 <w:sz w:val="24"/>
@@ -5558,16 +5588,18 @@
             <w:r>
               <w:rPr>
                 <w:rFonts w:ascii="Times New Roman" w:hAnsi="Times New Roman" w:cs="Times New Roman"/>
+                <w:b/>
                 <w:noProof/>
                 <w:webHidden/>
                 <w:sz w:val="24"/>
                 <w:szCs w:val="24"/>
               </w:rPr>
-              <w:instrText xml:space="preserve"> PAGEREF _Toc225896006 \h </w:instrText>
-            </w:r>
-            <w:r>
-              <w:rPr>
-                <w:rFonts w:ascii="Times New Roman" w:hAnsi="Times New Roman" w:cs="Times New Roman"/>
+              <w:instrText xml:space="preserve"> PAGEREF _Toc229519671 \h </w:instrText>
+            </w:r>
+            <w:r>
+              <w:rPr>
+                <w:rFonts w:ascii="Times New Roman" w:hAnsi="Times New Roman" w:cs="Times New Roman"/>
+                <w:b/>
                 <w:noProof/>
                 <w:webHidden/>
                 <w:sz w:val="24"/>
@@ -5577,6 +5609,7 @@
             <w:r>
               <w:rPr>
                 <w:rFonts w:ascii="Times New Roman" w:hAnsi="Times New Roman" w:cs="Times New Roman"/>
+                <w:b/>
                 <w:noProof/>
                 <w:webHidden/>
                 <w:sz w:val="24"/>
@@ -5587,6 +5620,7 @@
             <w:r>
               <w:rPr>
                 <w:rFonts w:ascii="Times New Roman" w:hAnsi="Times New Roman" w:cs="Times New Roman"/>
+                <w:b/>
                 <w:noProof/>
                 <w:webHidden/>
                 <w:sz w:val="24"/>
@@ -5597,6 +5631,7 @@
             <w:r>
               <w:rPr>
                 <w:rFonts w:ascii="Times New Roman" w:hAnsi="Times New Roman" w:cs="Times New Roman"/>
+                <w:b/>
                 <w:noProof/>
                 <w:webHidden/>
                 <w:sz w:val="24"/>
@@ -5611,12 +5646,13 @@
             <w:pStyle w:val="TOC2"/>
             <w:rPr>
               <w:rFonts w:ascii="Times New Roman" w:eastAsiaTheme="minorEastAsia" w:hAnsi="Times New Roman" w:cs="Times New Roman"/>
+              <w:b/>
               <w:noProof/>
               <w:sz w:val="24"/>
               <w:szCs w:val="24"/>
             </w:rPr>
           </w:pPr>
-          <w:hyperlink w:anchor="_Toc225896007" w:history="1">
+          <w:hyperlink w:anchor="_Toc229519672" w:history="1">
             <w:r>
               <w:rPr>
                 <w:rStyle w:val="Hyperlink"/>
@@ -5631,6 +5667,7 @@
             <w:r>
               <w:rPr>
                 <w:rFonts w:ascii="Times New Roman" w:eastAsiaTheme="minorEastAsia" w:hAnsi="Times New Roman" w:cs="Times New Roman"/>
+                <w:b/>
                 <w:noProof/>
                 <w:sz w:val="24"/>
                 <w:szCs w:val="24"/>
@@ -5651,6 +5688,7 @@
             <w:r>
               <w:rPr>
                 <w:rFonts w:ascii="Times New Roman" w:hAnsi="Times New Roman" w:cs="Times New Roman"/>
+                <w:b/>
                 <w:noProof/>
                 <w:webHidden/>
                 <w:sz w:val="24"/>
@@ -5661,6 +5699,7 @@
             <w:r>
               <w:rPr>
                 <w:rFonts w:ascii="Times New Roman" w:hAnsi="Times New Roman" w:cs="Times New Roman"/>
+                <w:b/>
                 <w:noProof/>
                 <w:webHidden/>
                 <w:sz w:val="24"/>
@@ -5671,16 +5710,18 @@
             <w:r>
               <w:rPr>
                 <w:rFonts w:ascii="Times New Roman" w:hAnsi="Times New Roman" w:cs="Times New Roman"/>
+                <w:b/>
                 <w:noProof/>
                 <w:webHidden/>
                 <w:sz w:val="24"/>
                 <w:szCs w:val="24"/>
               </w:rPr>
-              <w:instrText xml:space="preserve"> PAGEREF _Toc225896007 \h </w:instrText>
-            </w:r>
-            <w:r>
-              <w:rPr>
-                <w:rFonts w:ascii="Times New Roman" w:hAnsi="Times New Roman" w:cs="Times New Roman"/>
+              <w:instrText xml:space="preserve"> PAGEREF _Toc229519672 \h </w:instrText>
+            </w:r>
+            <w:r>
+              <w:rPr>
+                <w:rFonts w:ascii="Times New Roman" w:hAnsi="Times New Roman" w:cs="Times New Roman"/>
+                <w:b/>
                 <w:noProof/>
                 <w:webHidden/>
                 <w:sz w:val="24"/>
@@ -5690,6 +5731,7 @@
             <w:r>
               <w:rPr>
                 <w:rFonts w:ascii="Times New Roman" w:hAnsi="Times New Roman" w:cs="Times New Roman"/>
+                <w:b/>
                 <w:noProof/>
                 <w:webHidden/>
                 <w:sz w:val="24"/>
@@ -5700,6 +5742,7 @@
             <w:r>
               <w:rPr>
                 <w:rFonts w:ascii="Times New Roman" w:hAnsi="Times New Roman" w:cs="Times New Roman"/>
+                <w:b/>
                 <w:noProof/>
                 <w:webHidden/>
                 <w:sz w:val="24"/>
@@ -5710,6 +5753,7 @@
             <w:r>
               <w:rPr>
                 <w:rFonts w:ascii="Times New Roman" w:hAnsi="Times New Roman" w:cs="Times New Roman"/>
+                <w:b/>
                 <w:noProof/>
                 <w:webHidden/>
                 <w:sz w:val="24"/>
@@ -5724,12 +5768,13 @@
             <w:pStyle w:val="TOC3"/>
             <w:rPr>
               <w:rFonts w:ascii="Times New Roman" w:eastAsiaTheme="minorEastAsia" w:hAnsi="Times New Roman" w:cs="Times New Roman"/>
+              <w:b/>
               <w:noProof/>
               <w:sz w:val="24"/>
               <w:szCs w:val="24"/>
             </w:rPr>
           </w:pPr>
-          <w:hyperlink w:anchor="_Toc225896008" w:history="1">
+          <w:hyperlink w:anchor="_Toc229519673" w:history="1">
             <w:r>
               <w:rPr>
                 <w:rStyle w:val="Hyperlink"/>
@@ -5744,6 +5789,7 @@
             <w:r>
               <w:rPr>
                 <w:rFonts w:ascii="Times New Roman" w:eastAsiaTheme="minorEastAsia" w:hAnsi="Times New Roman" w:cs="Times New Roman"/>
+                <w:b/>
                 <w:noProof/>
                 <w:sz w:val="24"/>
                 <w:szCs w:val="24"/>
@@ -5764,6 +5810,7 @@
             <w:r>
               <w:rPr>
                 <w:rFonts w:ascii="Times New Roman" w:hAnsi="Times New Roman" w:cs="Times New Roman"/>
+                <w:b/>
                 <w:noProof/>
                 <w:webHidden/>
                 <w:sz w:val="24"/>
@@ -5774,6 +5821,7 @@
             <w:r>
               <w:rPr>
                 <w:rFonts w:ascii="Times New Roman" w:hAnsi="Times New Roman" w:cs="Times New Roman"/>
+                <w:b/>
                 <w:noProof/>
                 <w:webHidden/>
                 <w:sz w:val="24"/>
@@ -5784,16 +5832,18 @@
             <w:r>
               <w:rPr>
                 <w:rFonts w:ascii="Times New Roman" w:hAnsi="Times New Roman" w:cs="Times New Roman"/>
+                <w:b/>
                 <w:noProof/>
                 <w:webHidden/>
                 <w:sz w:val="24"/>
                 <w:szCs w:val="24"/>
               </w:rPr>
-              <w:instrText xml:space="preserve"> PAGEREF _Toc225896008 \h </w:instrText>
-            </w:r>
-            <w:r>
-              <w:rPr>
-                <w:rFonts w:ascii="Times New Roman" w:hAnsi="Times New Roman" w:cs="Times New Roman"/>
+              <w:instrText xml:space="preserve"> PAGEREF _Toc229519673 \h </w:instrText>
+            </w:r>
+            <w:r>
+              <w:rPr>
+                <w:rFonts w:ascii="Times New Roman" w:hAnsi="Times New Roman" w:cs="Times New Roman"/>
+                <w:b/>
                 <w:noProof/>
                 <w:webHidden/>
                 <w:sz w:val="24"/>
@@ -5803,6 +5853,7 @@
             <w:r>
               <w:rPr>
                 <w:rFonts w:ascii="Times New Roman" w:hAnsi="Times New Roman" w:cs="Times New Roman"/>
+                <w:b/>
                 <w:noProof/>
                 <w:webHidden/>
                 <w:sz w:val="24"/>
@@ -5813,6 +5864,7 @@
             <w:r>
               <w:rPr>
                 <w:rFonts w:ascii="Times New Roman" w:hAnsi="Times New Roman" w:cs="Times New Roman"/>
+                <w:b/>
                 <w:noProof/>
                 <w:webHidden/>
                 <w:sz w:val="24"/>
@@ -5823,6 +5875,7 @@
             <w:r>
               <w:rPr>
                 <w:rFonts w:ascii="Times New Roman" w:hAnsi="Times New Roman" w:cs="Times New Roman"/>
+                <w:b/>
                 <w:noProof/>
                 <w:webHidden/>
                 <w:sz w:val="24"/>
@@ -5837,12 +5890,13 @@
             <w:pStyle w:val="TOC3"/>
             <w:rPr>
               <w:rFonts w:ascii="Times New Roman" w:eastAsiaTheme="minorEastAsia" w:hAnsi="Times New Roman" w:cs="Times New Roman"/>
+              <w:b/>
               <w:noProof/>
               <w:sz w:val="24"/>
               <w:szCs w:val="24"/>
             </w:rPr>
           </w:pPr>
-          <w:hyperlink w:anchor="_Toc225896009" w:history="1">
+          <w:hyperlink w:anchor="_Toc229519674" w:history="1">
             <w:r>
               <w:rPr>
                 <w:rStyle w:val="Hyperlink"/>
@@ -5857,6 +5911,7 @@
             <w:r>
               <w:rPr>
                 <w:rFonts w:ascii="Times New Roman" w:eastAsiaTheme="minorEastAsia" w:hAnsi="Times New Roman" w:cs="Times New Roman"/>
+                <w:b/>
                 <w:noProof/>
                 <w:sz w:val="24"/>
                 <w:szCs w:val="24"/>
@@ -5877,6 +5932,7 @@
             <w:r>
               <w:rPr>
                 <w:rFonts w:ascii="Times New Roman" w:hAnsi="Times New Roman" w:cs="Times New Roman"/>
+                <w:b/>
                 <w:noProof/>
                 <w:webHidden/>
                 <w:sz w:val="24"/>
@@ -5887,6 +5943,7 @@
             <w:r>
               <w:rPr>
                 <w:rFonts w:ascii="Times New Roman" w:hAnsi="Times New Roman" w:cs="Times New Roman"/>
+                <w:b/>
                 <w:noProof/>
                 <w:webHidden/>
                 <w:sz w:val="24"/>
@@ -5897,16 +5954,18 @@
             <w:r>
               <w:rPr>
                 <w:rFonts w:ascii="Times New Roman" w:hAnsi="Times New Roman" w:cs="Times New Roman"/>
+                <w:b/>
                 <w:noProof/>
                 <w:webHidden/>
                 <w:sz w:val="24"/>
                 <w:szCs w:val="24"/>
               </w:rPr>
-              <w:instrText xml:space="preserve"> PAGEREF _Toc225896009 \h </w:instrText>
-            </w:r>
-            <w:r>
-              <w:rPr>
-                <w:rFonts w:ascii="Times New Roman" w:hAnsi="Times New Roman" w:cs="Times New Roman"/>
+              <w:instrText xml:space="preserve"> PAGEREF _Toc229519674 \h </w:instrText>
+            </w:r>
+            <w:r>
+              <w:rPr>
+                <w:rFonts w:ascii="Times New Roman" w:hAnsi="Times New Roman" w:cs="Times New Roman"/>
+                <w:b/>
                 <w:noProof/>
                 <w:webHidden/>
                 <w:sz w:val="24"/>
@@ -5916,6 +5975,7 @@
             <w:r>
               <w:rPr>
                 <w:rFonts w:ascii="Times New Roman" w:hAnsi="Times New Roman" w:cs="Times New Roman"/>
+                <w:b/>
                 <w:noProof/>
                 <w:webHidden/>
                 <w:sz w:val="24"/>
@@ -5926,6 +5986,7 @@
             <w:r>
               <w:rPr>
                 <w:rFonts w:ascii="Times New Roman" w:hAnsi="Times New Roman" w:cs="Times New Roman"/>
+                <w:b/>
                 <w:noProof/>
                 <w:webHidden/>
                 <w:sz w:val="24"/>
@@ -5936,6 +5997,7 @@
             <w:r>
               <w:rPr>
                 <w:rFonts w:ascii="Times New Roman" w:hAnsi="Times New Roman" w:cs="Times New Roman"/>
+                <w:b/>
                 <w:noProof/>
                 <w:webHidden/>
                 <w:sz w:val="24"/>
@@ -5958,6 +6020,7 @@
           <w:r>
             <w:rPr>
               <w:rFonts w:ascii="Times New Roman" w:hAnsi="Times New Roman" w:cs="Times New Roman"/>
+              <w:b/>
               <w:bCs/>
               <w:noProof/>
               <w:sz w:val="24"/>
@@ -6029,7 +6092,7 @@
       </w:r>
       <w:bookmarkStart w:id="2" w:name="_Toc70258533"/>
       <w:bookmarkStart w:id="3" w:name="_Toc71830092"/>
-      <w:bookmarkStart w:id="4" w:name="_Toc225895988"/>
+      <w:bookmarkStart w:id="4" w:name="_Toc229519653"/>
       <w:r>
         <w:rPr>
           <w:rFonts w:ascii="Times New Roman" w:hAnsi="Times New Roman" w:cs="Times New Roman"/>
@@ -6062,7 +6125,7 @@
       </w:pPr>
       <w:bookmarkStart w:id="5" w:name="_Toc70258534"/>
       <w:bookmarkStart w:id="6" w:name="_Toc71830093"/>
-      <w:bookmarkStart w:id="7" w:name="_Toc225895989"/>
+      <w:bookmarkStart w:id="7" w:name="_Toc229519654"/>
       <w:r>
         <w:rPr>
           <w:rFonts w:ascii="Times New Roman" w:hAnsi="Times New Roman" w:cs="Times New Roman"/>
@@ -6192,7 +6255,7 @@
       </w:pPr>
       <w:bookmarkStart w:id="8" w:name="_Toc70258535"/>
       <w:bookmarkStart w:id="9" w:name="_Toc71830094"/>
-      <w:bookmarkStart w:id="10" w:name="_Toc225895990"/>
+      <w:bookmarkStart w:id="10" w:name="_Toc229519655"/>
       <w:r>
         <w:rPr>
           <w:rFonts w:ascii="Times New Roman" w:hAnsi="Times New Roman" w:cs="Times New Roman"/>
@@ -6284,7 +6347,23 @@
           <w:sz w:val="26"/>
           <w:szCs w:val="26"/>
         </w:rPr>
-        <w:t xml:space="preserve">Tài liệu này đưa ra kế hoạch cho từng giai đoạn của quy trình phát triển phần mềm dự trên quy trình Scrum bao gồm: thời gian bắt đầu, thời gian kết thúc và một số ngày làm việc. Đây là kế hoạch chung và sẽ được cập nhật chi tiết về quy trình phát triển phần mềm trong phiên bản tiếp theo của tài liệu. </w:t>
+        <w:t>Tài liệu này đưa ra kế hoạch cho từng giai đoạn của quy trình phát triển phần mềm dự</w:t>
+      </w:r>
+      <w:r>
+        <w:rPr>
+          <w:rFonts w:ascii="Times New Roman" w:hAnsi="Times New Roman" w:cs="Times New Roman"/>
+          <w:sz w:val="26"/>
+          <w:szCs w:val="26"/>
+        </w:rPr>
+        <w:t>a</w:t>
+      </w:r>
+      <w:r>
+        <w:rPr>
+          <w:rFonts w:ascii="Times New Roman" w:hAnsi="Times New Roman" w:cs="Times New Roman"/>
+          <w:sz w:val="26"/>
+          <w:szCs w:val="26"/>
+        </w:rPr>
+        <w:t xml:space="preserve"> trên quy trình Scrum bao gồm: thời gian bắt đầu, thời gian kết thúc và một số ngày làm việc. Đây là kế hoạch chung và sẽ được cập nhật chi tiết về quy trình phát triển phần mềm trong phiên bản tiếp theo của tài liệu. </w:t>
       </w:r>
     </w:p>
     <w:p>
@@ -6329,7 +6408,7 @@
       </w:pPr>
       <w:bookmarkStart w:id="11" w:name="_Toc70258536"/>
       <w:bookmarkStart w:id="12" w:name="_Toc71830095"/>
-      <w:bookmarkStart w:id="13" w:name="_Toc225895991"/>
+      <w:bookmarkStart w:id="13" w:name="_Toc229519656"/>
       <w:r>
         <w:rPr>
           <w:rFonts w:ascii="Times New Roman" w:hAnsi="Times New Roman" w:cs="Times New Roman"/>
@@ -7221,7 +7300,7 @@
       </w:pPr>
       <w:bookmarkStart w:id="14" w:name="_Toc70258537"/>
       <w:bookmarkStart w:id="15" w:name="_Toc71830096"/>
-      <w:bookmarkStart w:id="16" w:name="_Toc225895992"/>
+      <w:bookmarkStart w:id="16" w:name="_Toc229519657"/>
       <w:r>
         <w:rPr>
           <w:rFonts w:ascii="Times New Roman" w:hAnsi="Times New Roman" w:cs="Times New Roman"/>
@@ -7253,7 +7332,7 @@
       </w:pPr>
       <w:bookmarkStart w:id="17" w:name="_Toc70258538"/>
       <w:bookmarkStart w:id="18" w:name="_Toc71830097"/>
-      <w:bookmarkStart w:id="19" w:name="_Toc225895993"/>
+      <w:bookmarkStart w:id="19" w:name="_Toc229519658"/>
       <w:r>
         <w:rPr>
           <w:rFonts w:ascii="Times New Roman" w:hAnsi="Times New Roman" w:cs="Times New Roman"/>
@@ -7358,7 +7437,7 @@
       </w:pPr>
       <w:bookmarkStart w:id="20" w:name="_Toc70258539"/>
       <w:bookmarkStart w:id="21" w:name="_Toc71830098"/>
-      <w:bookmarkStart w:id="22" w:name="_Toc225895994"/>
+      <w:bookmarkStart w:id="22" w:name="_Toc229519659"/>
       <w:r>
         <w:rPr>
           <w:rFonts w:ascii="Times New Roman" w:hAnsi="Times New Roman" w:cs="Times New Roman"/>
@@ -7464,7 +7543,7 @@
       </w:pPr>
       <w:bookmarkStart w:id="23" w:name="_Toc70258540"/>
       <w:bookmarkStart w:id="24" w:name="_Toc71830099"/>
-      <w:bookmarkStart w:id="25" w:name="_Toc225895995"/>
+      <w:bookmarkStart w:id="25" w:name="_Toc229519660"/>
       <w:r>
         <w:rPr>
           <w:rFonts w:ascii="Times New Roman" w:hAnsi="Times New Roman" w:cs="Times New Roman"/>
@@ -7646,7 +7725,7 @@
         </w:rPr>
       </w:pPr>
       <w:bookmarkStart w:id="27" w:name="_Toc71830100"/>
-      <w:bookmarkStart w:id="28" w:name="_Toc225895996"/>
+      <w:bookmarkStart w:id="28" w:name="_Toc229519661"/>
       <w:r>
         <w:rPr>
           <w:rFonts w:ascii="Times New Roman" w:hAnsi="Times New Roman" w:cs="Times New Roman"/>
@@ -7880,7 +7959,7 @@
       </w:pPr>
       <w:bookmarkStart w:id="29" w:name="_Toc70258542"/>
       <w:bookmarkStart w:id="30" w:name="_Toc71830101"/>
-      <w:bookmarkStart w:id="31" w:name="_Toc225895997"/>
+      <w:bookmarkStart w:id="31" w:name="_Toc229519662"/>
       <w:r>
         <w:rPr>
           <w:rFonts w:ascii="Times New Roman" w:hAnsi="Times New Roman" w:cs="Times New Roman"/>
@@ -8243,7 +8322,7 @@
           <w:szCs w:val="26"/>
         </w:rPr>
       </w:pPr>
-      <w:bookmarkStart w:id="34" w:name="_Toc225895998"/>
+      <w:bookmarkStart w:id="34" w:name="_Toc229519663"/>
       <w:r>
         <w:rPr>
           <w:rFonts w:ascii="Times New Roman" w:hAnsi="Times New Roman" w:cs="Times New Roman"/>
@@ -8844,7 +8923,7 @@
       </w:pPr>
       <w:bookmarkStart w:id="35" w:name="_Toc70258544"/>
       <w:bookmarkStart w:id="36" w:name="_Toc71830103"/>
-      <w:bookmarkStart w:id="37" w:name="_Toc225895999"/>
+      <w:bookmarkStart w:id="37" w:name="_Toc229519664"/>
       <w:r>
         <w:rPr>
           <w:rFonts w:ascii="Times New Roman" w:hAnsi="Times New Roman" w:cs="Times New Roman"/>
@@ -8987,7 +9066,7 @@
           <w:szCs w:val="26"/>
         </w:rPr>
       </w:pPr>
-      <w:bookmarkStart w:id="40" w:name="_Toc225896000"/>
+      <w:bookmarkStart w:id="40" w:name="_Toc229519665"/>
       <w:r>
         <w:rPr>
           <w:rFonts w:ascii="Times New Roman" w:hAnsi="Times New Roman" w:cs="Times New Roman"/>
@@ -9881,7 +9960,7 @@
       </w:pPr>
       <w:bookmarkStart w:id="41" w:name="_Toc70258546"/>
       <w:bookmarkStart w:id="42" w:name="_Toc71830105"/>
-      <w:bookmarkStart w:id="43" w:name="_Toc225896001"/>
+      <w:bookmarkStart w:id="43" w:name="_Toc229519666"/>
       <w:r>
         <w:rPr>
           <w:rFonts w:ascii="Times New Roman" w:hAnsi="Times New Roman" w:cs="Times New Roman"/>
@@ -9913,7 +9992,7 @@
       </w:pPr>
       <w:bookmarkStart w:id="44" w:name="_Toc70258547"/>
       <w:bookmarkStart w:id="45" w:name="_Toc71830106"/>
-      <w:bookmarkStart w:id="46" w:name="_Toc225896002"/>
+      <w:bookmarkStart w:id="46" w:name="_Toc229519667"/>
       <w:r>
         <w:rPr>
           <w:rFonts w:ascii="Times New Roman" w:hAnsi="Times New Roman" w:cs="Times New Roman"/>
@@ -9970,7 +10049,7 @@
       </w:pPr>
       <w:bookmarkStart w:id="47" w:name="_Toc70258548"/>
       <w:bookmarkStart w:id="48" w:name="_Toc71830107"/>
-      <w:bookmarkStart w:id="49" w:name="_Toc225896003"/>
+      <w:bookmarkStart w:id="49" w:name="_Toc229519668"/>
       <w:r>
         <w:rPr>
           <w:rFonts w:ascii="Times New Roman" w:hAnsi="Times New Roman" w:cs="Times New Roman"/>
@@ -10135,7 +10214,7 @@
       </w:pPr>
       <w:bookmarkStart w:id="50" w:name="_Toc70258549"/>
       <w:bookmarkStart w:id="51" w:name="_Toc71830108"/>
-      <w:bookmarkStart w:id="52" w:name="_Toc225896004"/>
+      <w:bookmarkStart w:id="52" w:name="_Toc229519669"/>
       <w:r>
         <w:rPr>
           <w:rFonts w:ascii="Times New Roman" w:hAnsi="Times New Roman" w:cs="Times New Roman"/>
@@ -10283,12 +10362,8 @@
     <w:p>
       <w:pPr>
         <w:pStyle w:val="ListParagraph"/>
-        <w:numPr>
-          <w:ilvl w:val="0"/>
-          <w:numId w:val="15"/>
-        </w:numPr>
         <w:spacing w:after="0" w:line="360" w:lineRule="auto"/>
-        <w:ind w:left="1276" w:hanging="283"/>
+        <w:ind w:left="1276"/>
         <w:jc w:val="both"/>
         <w:rPr>
           <w:rFonts w:ascii="Times New Roman" w:hAnsi="Times New Roman" w:cs="Times New Roman"/>
@@ -10311,7 +10386,7 @@
           <w:sz w:val="26"/>
           <w:szCs w:val="26"/>
         </w:rPr>
-        <w:t>: Trong SCRUM, các thành viên của Nhóm công tác sẽ do chính bạn lựa chọn và ước tính thời gian phát triển dự kiến và chịu trách nhiệm về ước tính này. Sau khi hoàn thành bảng sẽ cập nhật Sprint Backlog</w:t>
+        <w:t>:</w:t>
       </w:r>
       <w:r>
         <w:rPr>
@@ -10319,7 +10394,15 @@
           <w:sz w:val="26"/>
           <w:szCs w:val="26"/>
         </w:rPr>
-        <w:t>.</w:t>
+        <w:t xml:space="preserve"> </w:t>
+      </w:r>
+      <w:r>
+        <w:rPr>
+          <w:rFonts w:ascii="Times New Roman" w:hAnsi="Times New Roman" w:cs="Times New Roman"/>
+          <w:sz w:val="26"/>
+          <w:szCs w:val="26"/>
+        </w:rPr>
+        <w:t>Trong Scrum, các thành viên của nhóm phát triển sẽ tự ước lượng thời gian phát triển dự kiến và chịu trách nhiệm về những ước lượng này.</w:t>
       </w:r>
     </w:p>
     <w:p>
@@ -10334,7 +10417,7 @@
           <w:szCs w:val="26"/>
         </w:rPr>
       </w:pPr>
-      <w:bookmarkStart w:id="53" w:name="_Toc225896005"/>
+      <w:bookmarkStart w:id="53" w:name="_Toc229519670"/>
       <w:r>
         <w:rPr>
           <w:rFonts w:ascii="Times New Roman" w:hAnsi="Times New Roman" w:cs="Times New Roman"/>
@@ -10486,7 +10569,7 @@
       </w:pPr>
       <w:bookmarkStart w:id="56" w:name="_Toc70258551"/>
       <w:bookmarkStart w:id="57" w:name="_Toc71830110"/>
-      <w:bookmarkStart w:id="58" w:name="_Toc225896006"/>
+      <w:bookmarkStart w:id="58" w:name="_Toc229519671"/>
       <w:r>
         <w:rPr>
           <w:rFonts w:ascii="Times New Roman" w:hAnsi="Times New Roman" w:cs="Times New Roman"/>
@@ -12340,7 +12423,7 @@
       </w:pPr>
       <w:bookmarkStart w:id="59" w:name="_Toc70258552"/>
       <w:bookmarkStart w:id="60" w:name="_Toc71830111"/>
-      <w:bookmarkStart w:id="61" w:name="_Toc225896007"/>
+      <w:bookmarkStart w:id="61" w:name="_Toc229519672"/>
       <w:r>
         <w:rPr>
           <w:rFonts w:ascii="Times New Roman" w:hAnsi="Times New Roman" w:cs="Times New Roman"/>
@@ -12373,7 +12456,7 @@
       </w:pPr>
       <w:bookmarkStart w:id="62" w:name="_Toc70258553"/>
       <w:bookmarkStart w:id="63" w:name="_Toc71830112"/>
-      <w:bookmarkStart w:id="64" w:name="_Toc225896008"/>
+      <w:bookmarkStart w:id="64" w:name="_Toc229519673"/>
       <w:r>
         <w:rPr>
           <w:rFonts w:ascii="Times New Roman" w:hAnsi="Times New Roman" w:cs="Times New Roman"/>
@@ -13308,7 +13391,7 @@
       </w:pPr>
       <w:bookmarkStart w:id="65" w:name="_Toc70258554"/>
       <w:bookmarkStart w:id="66" w:name="_Toc71830113"/>
-      <w:bookmarkStart w:id="67" w:name="_Toc225896009"/>
+      <w:bookmarkStart w:id="67" w:name="_Toc229519674"/>
       <w:r>
         <w:rPr>
           <w:rFonts w:ascii="Times New Roman" w:hAnsi="Times New Roman" w:cs="Times New Roman"/>
@@ -21147,7 +21230,7 @@
 </file>
 
 <file path=customXml/itemProps1.xml><?xml version="1.0" encoding="utf-8"?>
-<ds:datastoreItem xmlns:ds="http://schemas.openxmlformats.org/officeDocument/2006/customXml" ds:itemID="{FC5C7F22-8F64-4B5C-B41A-31395697C113}">
+<ds:datastoreItem xmlns:ds="http://schemas.openxmlformats.org/officeDocument/2006/customXml" ds:itemID="{F78362E5-7015-49DF-8BFF-0D2A801D62E8}">
   <ds:schemaRefs>
     <ds:schemaRef ds:uri="http://schemas.openxmlformats.org/officeDocument/2006/bibliography"/>
   </ds:schemaRefs>
